--- a/proposal/活動贊助企畫書.docx
+++ b/proposal/活動贊助企畫書.docx
@@ -125,7 +125,7 @@
           <w:noProof/>
         </w:rPr>
         <w:drawing>
-          <wp:anchor distT="0" distB="0" distL="114300" distR="114300" simplePos="0" relativeHeight="251661312" behindDoc="0" locked="0" layoutInCell="1" allowOverlap="1" wp14:anchorId="04DE7DB4" wp14:editId="5594D05D">
+          <wp:anchor distT="0" distB="0" distL="114300" distR="114300" simplePos="0" relativeHeight="251661312" behindDoc="0" locked="0" layoutInCell="1" allowOverlap="1" wp14:anchorId="04DE7DB4" wp14:editId="7F4D8CB8">
             <wp:simplePos x="0" y="0"/>
             <wp:positionH relativeFrom="margin">
               <wp:align>right</wp:align>
@@ -327,21 +327,7 @@
         <w:rPr>
           <w:rFonts w:ascii="標楷體" w:eastAsia="標楷體" w:hAnsi="標楷體"/>
         </w:rPr>
-        <w:t>協辦單位：高雄中學</w:t>
-      </w:r>
-      <w:proofErr w:type="gramStart"/>
-      <w:r>
-        <w:rPr>
-          <w:rFonts w:ascii="標楷體" w:eastAsia="標楷體" w:hAnsi="標楷體"/>
-        </w:rPr>
-        <w:t>學務</w:t>
-      </w:r>
-      <w:proofErr w:type="gramEnd"/>
-      <w:r>
-        <w:rPr>
-          <w:rFonts w:ascii="標楷體" w:eastAsia="標楷體" w:hAnsi="標楷體"/>
-        </w:rPr>
-        <w:t>處</w:t>
+        <w:t>協辦單位：高雄中學學務處</w:t>
       </w:r>
     </w:p>
     <w:p>
@@ -2258,35 +2244,7 @@
         <w:rPr>
           <w:rFonts w:ascii="標楷體" w:eastAsia="標楷體" w:hAnsi="標楷體"/>
         </w:rPr>
-        <w:t>從 2008 年於高雄市文化中心</w:t>
-      </w:r>
-      <w:proofErr w:type="gramStart"/>
-      <w:r>
-        <w:rPr>
-          <w:rFonts w:ascii="標楷體" w:eastAsia="標楷體" w:hAnsi="標楷體"/>
-        </w:rPr>
-        <w:t>至德堂敲響</w:t>
-      </w:r>
-      <w:proofErr w:type="gramEnd"/>
-      <w:r>
-        <w:rPr>
-          <w:rFonts w:ascii="標楷體" w:eastAsia="標楷體" w:hAnsi="標楷體"/>
-        </w:rPr>
-        <w:t>第一聲《雄姿音發》起，這份由熱愛音樂、眷戀母校而凝聚的初衷，已在南台灣的夏夜裡默默耕耘。無論時代如何更迭、團員如何交替，我們始終</w:t>
-      </w:r>
-      <w:proofErr w:type="gramStart"/>
-      <w:r>
-        <w:rPr>
-          <w:rFonts w:ascii="標楷體" w:eastAsia="標楷體" w:hAnsi="標楷體"/>
-        </w:rPr>
-        <w:t>秉持著</w:t>
-      </w:r>
-      <w:proofErr w:type="gramEnd"/>
-      <w:r>
-        <w:rPr>
-          <w:rFonts w:ascii="標楷體" w:eastAsia="標楷體" w:hAnsi="標楷體"/>
-        </w:rPr>
-        <w:t>永續經營與文化傳承的精神，在暑假期間如期齊聚一堂，將對管樂的純粹熱愛轉化為一場又一場高品質的音樂饗宴。</w:t>
+        <w:t>從 2008 年於高雄市文化中心至德堂敲響第一聲《雄姿音發》起，這份由熱愛音樂、眷戀母校而凝聚的初衷，已在南台灣的夏夜裡默默耕耘。無論時代如何更迭、團員如何交替，我們始終秉持著永續經營與文化傳承的精神，在暑假期間如期齊聚一堂，將對管樂的純粹熱愛轉化為一場又一場高品質的音樂饗宴。</w:t>
       </w:r>
     </w:p>
     <w:p>
@@ -2301,21 +2259,7 @@
         <w:rPr>
           <w:rFonts w:ascii="標楷體" w:eastAsia="標楷體" w:hAnsi="標楷體"/>
         </w:rPr>
-        <w:t>今年，這份情感的</w:t>
-      </w:r>
-      <w:proofErr w:type="gramStart"/>
-      <w:r>
-        <w:rPr>
-          <w:rFonts w:ascii="標楷體" w:eastAsia="標楷體" w:hAnsi="標楷體"/>
-        </w:rPr>
-        <w:t>累積將迎來</w:t>
-      </w:r>
-      <w:proofErr w:type="gramEnd"/>
-      <w:r>
-        <w:rPr>
-          <w:rFonts w:ascii="標楷體" w:eastAsia="標楷體" w:hAnsi="標楷體"/>
-        </w:rPr>
-        <w:t>第十九次的聯合演出。不僅承襲了過往代代相傳，幕前、幕後一手包辦的熱血傳統，更將再度踏上「衛武營國家藝術文化中心音樂廳」這座國際級的藝術殿堂。</w:t>
+        <w:t>今年，這份情感的累積將迎來第十九次的聯合演出。不僅承襲了過往代代相傳，幕前、幕後一手包辦的熱血傳統，更將再度踏上「衛武營國家藝術文化中心音樂廳」這座國際級的藝術殿堂。</w:t>
       </w:r>
     </w:p>
     <w:p>
@@ -2330,21 +2274,7 @@
         <w:rPr>
           <w:rFonts w:ascii="標楷體" w:eastAsia="標楷體" w:hAnsi="標楷體"/>
         </w:rPr>
-        <w:t>除了作為在校生的社團成果發表之外，更是讓不同年份畢業的雄中管樂人，因為相同的回憶與默契而重新連</w:t>
-      </w:r>
-      <w:proofErr w:type="gramStart"/>
-      <w:r>
-        <w:rPr>
-          <w:rFonts w:ascii="標楷體" w:eastAsia="標楷體" w:hAnsi="標楷體"/>
-        </w:rPr>
-        <w:t>繫</w:t>
-      </w:r>
-      <w:proofErr w:type="gramEnd"/>
-      <w:r>
-        <w:rPr>
-          <w:rFonts w:ascii="標楷體" w:eastAsia="標楷體" w:hAnsi="標楷體"/>
-        </w:rPr>
-        <w:t>在一起的聚會，也是我們對高雄在地藝文活動的一份實踐。我們期盼透過這多年來累積的根基，以更完備且專業的展演，邀請一路上支持我們的家長、校友與夥伴，共同見證這場由大家自發付出、傳承至今的音樂會。</w:t>
+        <w:t>除了作為在校生的社團成果發表之外，更是讓不同年份畢業的雄中管樂人，因為相同的回憶與默契而重新連繫在一起的聚會，也是我們對高雄在地藝文活動的一份實踐。我們期盼透過這多年來累積的根基，以更完備且專業的展演，邀請一路上支持我們的家長、校友與夥伴，共同見證這場由大家自發付出、傳承至今的音樂會。</w:t>
       </w:r>
     </w:p>
     <w:p>
@@ -2385,21 +2315,7 @@
         <w:rPr>
           <w:rFonts w:ascii="標楷體" w:eastAsia="標楷體" w:hAnsi="標楷體"/>
         </w:rPr>
-        <w:t>高雄中學校友管樂團於 2008 年由畢業校友所創立，至此便開始與校內樂團一同舉辦年度音樂會，</w:t>
-      </w:r>
-      <w:proofErr w:type="gramStart"/>
-      <w:r>
-        <w:rPr>
-          <w:rFonts w:ascii="標楷體" w:eastAsia="標楷體" w:hAnsi="標楷體"/>
-        </w:rPr>
-        <w:t>秉持著</w:t>
-      </w:r>
-      <w:proofErr w:type="gramEnd"/>
-      <w:r>
-        <w:rPr>
-          <w:rFonts w:ascii="標楷體" w:eastAsia="標楷體" w:hAnsi="標楷體"/>
-        </w:rPr>
-        <w:t>永續經營的精神，持續維持每年在暑期辦理兩團的聯合演出。在前人的努力下，校友團於 2020 年正式登記立案為高雄市演藝團體。</w:t>
+        <w:t>高雄中學校友管樂團於 2008 年由畢業校友所創立，至此便開始與校內樂團一同舉辦年度音樂會，秉持著永續經營的精神，持續維持每年在暑期辦理兩團的聯合演出。在前人的努力下，校友團於 2020 年正式登記立案為高雄市演藝團體。</w:t>
       </w:r>
     </w:p>
     <w:p>
@@ -2414,49 +2330,7 @@
         <w:rPr>
           <w:rFonts w:ascii="標楷體" w:eastAsia="標楷體" w:hAnsi="標楷體"/>
         </w:rPr>
-        <w:t>近年來，樂團持續拓展多元的音樂足跡。在演出場館方面，除了多次於高雄市文化中心至德堂演出外，更於 2013 年挑戰當時落成營運不久的大東藝術文化中心演藝廳；2019 年更進一步踏上衛武營國家藝術文化中心音樂廳，也達成首</w:t>
-      </w:r>
-      <w:proofErr w:type="gramStart"/>
-      <w:r>
-        <w:rPr>
-          <w:rFonts w:ascii="標楷體" w:eastAsia="標楷體" w:hAnsi="標楷體"/>
-        </w:rPr>
-        <w:t>個</w:t>
-      </w:r>
-      <w:proofErr w:type="gramEnd"/>
-      <w:r>
-        <w:rPr>
-          <w:rFonts w:ascii="標楷體" w:eastAsia="標楷體" w:hAnsi="標楷體"/>
-        </w:rPr>
-        <w:t>學生社團或校友團類型的樂團，</w:t>
-      </w:r>
-      <w:proofErr w:type="gramStart"/>
-      <w:r>
-        <w:rPr>
-          <w:rFonts w:ascii="標楷體" w:eastAsia="標楷體" w:hAnsi="標楷體"/>
-        </w:rPr>
-        <w:t>自籌在衛</w:t>
-      </w:r>
-      <w:proofErr w:type="gramEnd"/>
-      <w:r>
-        <w:rPr>
-          <w:rFonts w:ascii="標楷體" w:eastAsia="標楷體" w:hAnsi="標楷體"/>
-        </w:rPr>
-        <w:t>武營演出的里程碑。在演出類型的方面，為了爭取更多的舞台空間，也籌畫室內樂的音樂會，從 2024 年開始於高雄市音樂館舉辦第一屆室內樂音樂會。除了暑期年度音樂會之外，樂團也開始承接外部的合作邀請，如 2025 年受邀國立中山大學校慶活動，與雄中在校生</w:t>
-      </w:r>
-      <w:proofErr w:type="gramStart"/>
-      <w:r>
-        <w:rPr>
-          <w:rFonts w:ascii="標楷體" w:eastAsia="標楷體" w:hAnsi="標楷體"/>
-        </w:rPr>
-        <w:t>聯合出演音樂會</w:t>
-      </w:r>
-      <w:proofErr w:type="gramEnd"/>
-      <w:r>
-        <w:rPr>
-          <w:rFonts w:ascii="標楷體" w:eastAsia="標楷體" w:hAnsi="標楷體"/>
-        </w:rPr>
-        <w:t>《錦簇》。</w:t>
+        <w:t>近年來，樂團持續拓展多元的音樂足跡。在演出場館方面，除了多次於高雄市文化中心至德堂演出外，更於 2013 年挑戰當時落成營運不久的大東藝術文化中心演藝廳；2019 年更進一步踏上衛武營國家藝術文化中心音樂廳，也達成首個學生社團或校友團類型的樂團，自籌在衛武營演出的里程碑。在演出類型的方面，為了爭取更多的舞台空間，也籌畫室內樂的音樂會，從 2024 年開始於高雄市音樂館舉辦第一屆室內樂音樂會。除了暑期年度音樂會之外，樂團也開始承接外部的合作邀請，如 2025 年受邀國立中山大學校慶活動，與雄中在校生聯合出演音樂會《錦簇》。</w:t>
       </w:r>
     </w:p>
     <w:p>
@@ -2472,35 +2346,7 @@
           <w:rFonts w:ascii="標楷體" w:eastAsia="標楷體" w:hAnsi="標楷體"/>
         </w:rPr>
         <w:lastRenderedPageBreak/>
-        <w:t>團員們離開紅樓校園後，雖在不同的專業領域工作或在大學生活裡各自努力，但每到夏天總會重返熟悉</w:t>
-      </w:r>
-      <w:proofErr w:type="gramStart"/>
-      <w:r>
-        <w:rPr>
-          <w:rFonts w:ascii="標楷體" w:eastAsia="標楷體" w:hAnsi="標楷體"/>
-        </w:rPr>
-        <w:t>的社辦</w:t>
-      </w:r>
-      <w:proofErr w:type="gramEnd"/>
-      <w:r>
-        <w:rPr>
-          <w:rFonts w:ascii="標楷體" w:eastAsia="標楷體" w:hAnsi="標楷體"/>
-        </w:rPr>
-        <w:t>，參與排練與籌備工作。在這樣穩健傳承與向外開拓的基礎上，校友與校內生的連</w:t>
-      </w:r>
-      <w:proofErr w:type="gramStart"/>
-      <w:r>
-        <w:rPr>
-          <w:rFonts w:ascii="標楷體" w:eastAsia="標楷體" w:hAnsi="標楷體"/>
-        </w:rPr>
-        <w:t>繫亦日</w:t>
-      </w:r>
-      <w:proofErr w:type="gramEnd"/>
-      <w:r>
-        <w:rPr>
-          <w:rFonts w:ascii="標楷體" w:eastAsia="標楷體" w:hAnsi="標楷體"/>
-        </w:rPr>
-        <w:t>加堅毅，我們期盼能一如既往地在每年重聚，讓屬於港都音樂文化的生命力源源不絕地延續下去。</w:t>
+        <w:t>團員們離開紅樓校園後，雖在不同的專業領域工作或在大學生活裡各自努力，但每到夏天總會重返熟悉的社辦，參與排練與籌備工作。在這樣穩健傳承與向外開拓的基礎上，校友與校內生的連繫亦日加堅毅，我們期盼能一如既往地在每年重聚，讓屬於港都音樂文化的生命力源源不絕地延續下去。</w:t>
       </w:r>
     </w:p>
     <w:p>
@@ -2531,21 +2377,7 @@
         <w:rPr>
           <w:rFonts w:ascii="標楷體" w:eastAsia="標楷體" w:hAnsi="標楷體"/>
         </w:rPr>
-        <w:t>高雄中學管樂團自日治時期即成立，後從行進樂隊逐步轉型為室內管樂團，為高雄中學歷史最悠久的音樂性學生社團，亦是最具代表性的學生社團之</w:t>
-      </w:r>
-      <w:proofErr w:type="gramStart"/>
-      <w:r>
-        <w:rPr>
-          <w:rFonts w:ascii="標楷體" w:eastAsia="標楷體" w:hAnsi="標楷體"/>
-        </w:rPr>
-        <w:t>一</w:t>
-      </w:r>
-      <w:proofErr w:type="gramEnd"/>
-      <w:r>
-        <w:rPr>
-          <w:rFonts w:ascii="標楷體" w:eastAsia="標楷體" w:hAnsi="標楷體"/>
-        </w:rPr>
-        <w:t>。社員大多由普通班高一高二在學學生所組成，1986 年本校成立音樂班以來，亦偶有音樂班學生加入管樂團的行列；團員們自動自發利用早自修、社團課程與假日課餘時間練習、互相切磋、精進演奏技藝，藉由音樂來增進社員們的情感，並逐漸發展出具備規模的學生社團組織。</w:t>
+        <w:t>高雄中學管樂團自日治時期即成立，後從行進樂隊逐步轉型為室內管樂團，為高雄中學歷史最悠久的音樂性學生社團，亦是最具代表性的學生社團之一。社員大多由普通班高一高二在學學生所組成，1986 年本校成立音樂班以來，亦偶有音樂班學生加入管樂團的行列；團員們自動自發利用早自修、社團課程與假日課餘時間練習、互相切磋、精進演奏技藝，藉由音樂來增進社員們的情感，並逐漸發展出具備規模的學生社團組織。</w:t>
       </w:r>
     </w:p>
     <w:p>
@@ -2700,21 +2532,7 @@
         <w:rPr>
           <w:rFonts w:ascii="標楷體" w:eastAsia="標楷體" w:hAnsi="標楷體"/>
         </w:rPr>
-        <w:t>本場音樂會突破傳統管樂演奏會單純曲目輪播的框架，以「說書人」作為靈魂引路人，樂曲將故事日常與壯闊宇宙等風格多元的作品巧妙串聯。觀眾不只是聽眾，更是穿梭於時空邊界的旅人，隨著說書人在日常平凡的生活與壯麗無垠的宇宙</w:t>
-      </w:r>
-      <w:proofErr w:type="gramStart"/>
-      <w:r>
-        <w:rPr>
-          <w:rFonts w:ascii="標楷體" w:eastAsia="標楷體" w:hAnsi="標楷體"/>
-        </w:rPr>
-        <w:t>之間，</w:t>
-      </w:r>
-      <w:proofErr w:type="gramEnd"/>
-      <w:r>
-        <w:rPr>
-          <w:rFonts w:ascii="標楷體" w:eastAsia="標楷體" w:hAnsi="標楷體"/>
-        </w:rPr>
-        <w:t>展開扣人心弦的聲音探尋。</w:t>
+        <w:t>本場音樂會突破傳統管樂演奏會單純曲目輪播的框架，以「說書人」作為靈魂引路人，樂曲將故事日常與壯闊宇宙等風格多元的作品巧妙串聯。觀眾不只是聽眾，更是穿梭於時空邊界的旅人，隨著說書人在日常平凡的生活與壯麗無垠的宇宙之間，展開扣人心弦的聲音探尋。</w:t>
       </w:r>
     </w:p>
     <w:p>
@@ -2729,21 +2547,7 @@
         <w:rPr>
           <w:rFonts w:ascii="標楷體" w:eastAsia="標楷體" w:hAnsi="標楷體"/>
         </w:rPr>
-        <w:t>打造一場「大人與小孩都能享受的聲音想像旅程」，讓樂曲化為一則</w:t>
-      </w:r>
-      <w:proofErr w:type="gramStart"/>
-      <w:r>
-        <w:rPr>
-          <w:rFonts w:ascii="標楷體" w:eastAsia="標楷體" w:hAnsi="標楷體"/>
-        </w:rPr>
-        <w:t>則</w:t>
-      </w:r>
-      <w:proofErr w:type="gramEnd"/>
-      <w:r>
-        <w:rPr>
-          <w:rFonts w:ascii="標楷體" w:eastAsia="標楷體" w:hAnsi="標楷體"/>
-        </w:rPr>
-        <w:t>能感同身受的生命寓言。希望觀眾進入這場聲音構築的敘事世界，在音樂中徜徉、在故事裡遨遊，並帶著這份關於幻想與記憶的故事餘韻，走入音樂廳外的夜色之中。</w:t>
+        <w:t>打造一場「大人與小孩都能享受的聲音想像旅程」，讓樂曲化為一則則能感同身受的生命寓言。希望觀眾進入這場聲音構築的敘事世界，在音樂中徜徉、在故事裡遨遊，並帶著這份關於幻想與記憶的故事餘韻，走入音樂廳外的夜色之中。</w:t>
       </w:r>
     </w:p>
     <w:p>
@@ -2812,21 +2616,7 @@
         <w:rPr>
           <w:rFonts w:ascii="標楷體" w:eastAsia="標楷體" w:hAnsi="標楷體"/>
         </w:rPr>
-        <w:t>本場演出特別邀請兩位與雄中深具淵源的引言人擔綱說書角色。演員李佳勳為雄中校友，負責引領上半場的奇幻冒險，演繹《艾力克斯與幻影樂團》與《格列佛遊記》的宏大歷險。莊福泰為現任高雄中學校長，受邀為下半場的《流星雨物語》進行演奏前的天文導</w:t>
-      </w:r>
-      <w:proofErr w:type="gramStart"/>
-      <w:r>
-        <w:rPr>
-          <w:rFonts w:ascii="標楷體" w:eastAsia="標楷體" w:hAnsi="標楷體"/>
-        </w:rPr>
-        <w:t>聆</w:t>
-      </w:r>
-      <w:proofErr w:type="gramEnd"/>
-      <w:r>
-        <w:rPr>
-          <w:rFonts w:ascii="標楷體" w:eastAsia="標楷體" w:hAnsi="標楷體"/>
-        </w:rPr>
-        <w:t>。</w:t>
+        <w:t>本場演出特別邀請兩位與雄中深具淵源的引言人擔綱說書角色。演員李佳勳為雄中校友，負責引領上半場的奇幻冒險，演繹《艾力克斯與幻影樂團》與《格列佛遊記》的宏大歷險。莊福泰為現任高雄中學校長，受邀為下半場的《流星雨物語》進行演奏前的天文導聆。</w:t>
       </w:r>
     </w:p>
     <w:p>
@@ -2899,35 +2689,7 @@
         <w:rPr>
           <w:rFonts w:ascii="標楷體" w:eastAsia="標楷體" w:hAnsi="標楷體"/>
         </w:rPr>
-        <w:t>回國以後每年約舉行 30~40 場音樂會，歷年來帶領各級學校樂團參加全國音樂</w:t>
-      </w:r>
-      <w:proofErr w:type="gramStart"/>
-      <w:r>
-        <w:rPr>
-          <w:rFonts w:ascii="標楷體" w:eastAsia="標楷體" w:hAnsi="標楷體"/>
-        </w:rPr>
-        <w:t>比賽區賽與</w:t>
-      </w:r>
-      <w:proofErr w:type="gramEnd"/>
-      <w:r>
-        <w:rPr>
-          <w:rFonts w:ascii="標楷體" w:eastAsia="標楷體" w:hAnsi="標楷體"/>
-        </w:rPr>
-        <w:t>決賽共獲得55個特優第一名。帶領樂團巡迴世界各地，足跡曾至美國、加拿大、奧地利、日本、澳洲、中國大陸、馬來西亞與新加坡。曾出任國立台灣交響樂團附設管樂團常任指揮，與德國 German Brass 合作演出，也曾加入兩廳院歌劇工作坊，與德國歌劇導演 P. Müller 合作演出，並隨曾道雄教授深入學習歌劇。2007年出任</w:t>
-      </w:r>
-      <w:proofErr w:type="gramStart"/>
-      <w:r>
-        <w:rPr>
-          <w:rFonts w:ascii="標楷體" w:eastAsia="標楷體" w:hAnsi="標楷體"/>
-        </w:rPr>
-        <w:t>鳴石聖</w:t>
-      </w:r>
-      <w:proofErr w:type="gramEnd"/>
-      <w:r>
-        <w:rPr>
-          <w:rFonts w:ascii="標楷體" w:eastAsia="標楷體" w:hAnsi="標楷體"/>
-        </w:rPr>
-        <w:t>樂團管絃樂團暨合唱團常任指揮。</w:t>
+        <w:t>回國以後每年約舉行 30~40 場音樂會，歷年來帶領各級學校樂團參加全國音樂比賽區賽與決賽共獲得55個特優第一名。帶領樂團巡迴世界各地，足跡曾至美國、加拿大、奧地利、日本、澳洲、中國大陸、馬來西亞與新加坡。曾出任國立台灣交響樂團附設管樂團常任指揮，與德國 German Brass 合作演出，也曾加入兩廳院歌劇工作坊，與德國歌劇導演 P. Müller 合作演出，並隨曾道雄教授深入學習歌劇。2007年出任鳴石聖樂團管絃樂團暨合唱團常任指揮。</w:t>
       </w:r>
     </w:p>
     <w:p>
@@ -2935,47 +2697,7 @@
         <w:pStyle w:val="a"/>
       </w:pPr>
       <w:r>
-        <w:t>2012年出任高雄市管樂團音樂總監，並邀請</w:t>
-      </w:r>
-      <w:proofErr w:type="gramStart"/>
-      <w:r>
-        <w:t>柏</w:t>
-      </w:r>
-      <w:proofErr w:type="gramEnd"/>
-      <w:r>
-        <w:t xml:space="preserve">林愛樂小號首席 Gabor </w:t>
-      </w:r>
-      <w:proofErr w:type="spellStart"/>
-      <w:r>
-        <w:t>Takövi</w:t>
-      </w:r>
-      <w:proofErr w:type="spellEnd"/>
-      <w:r>
-        <w:t xml:space="preserve">、阿姆斯特丹殿堂管絃樂團小號首席 Giuliano </w:t>
-      </w:r>
-      <w:proofErr w:type="spellStart"/>
-      <w:r>
-        <w:t>Sommerhalder</w:t>
-      </w:r>
-      <w:proofErr w:type="spellEnd"/>
-      <w:r>
-        <w:t>、慕尼黑愛樂法國號首席 Jörg Brückner、法國豎笛獨奏家 Paul Meyer、東京佼成管樂團</w:t>
-      </w:r>
-      <w:proofErr w:type="gramStart"/>
-      <w:r>
-        <w:t>薩</w:t>
-      </w:r>
-      <w:proofErr w:type="gramEnd"/>
-      <w:r>
-        <w:t xml:space="preserve">克斯風首席 </w:t>
-      </w:r>
-      <w:proofErr w:type="gramStart"/>
-      <w:r>
-        <w:t>須川展</w:t>
-      </w:r>
-      <w:proofErr w:type="gramEnd"/>
-      <w:r>
-        <w:t>也合作演出協奏曲。</w:t>
+        <w:t>2012年出任高雄市管樂團音樂總監，並邀請柏林愛樂小號首席 Gabor Takövi、阿姆斯特丹殿堂管絃樂團小號首席 Giuliano Sommerhalder、慕尼黑愛樂法國號首席 Jörg Brückner、法國豎笛獨奏家 Paul Meyer、東京佼成管樂團薩克斯風首席 須川展也合作演出協奏曲。</w:t>
       </w:r>
     </w:p>
     <w:p>
@@ -2991,15 +2713,7 @@
         <w:pStyle w:val="a"/>
       </w:pPr>
       <w:r>
-        <w:t>2014年受中國北京敦善管樂團邀請赴北京演出，成為</w:t>
-      </w:r>
-      <w:proofErr w:type="gramStart"/>
-      <w:r>
-        <w:t>該團史上首</w:t>
-      </w:r>
-      <w:proofErr w:type="gramEnd"/>
-      <w:r>
-        <w:t>任客座指揮。</w:t>
+        <w:t>2014年受中國北京敦善管樂團邀請赴北京演出，成為該團史上首任客座指揮。</w:t>
       </w:r>
     </w:p>
     <w:p>
@@ -3023,15 +2737,7 @@
         <w:pStyle w:val="a"/>
       </w:pPr>
       <w:r>
-        <w:t>2022年12月帶領高師大音樂系交響樂團演出 Puccini 歌劇 La Bohème。並出任高雄市管樂團音樂總監任滿十年，榮獲文化部頒</w:t>
-      </w:r>
-      <w:proofErr w:type="gramStart"/>
-      <w:r>
-        <w:t>佈</w:t>
-      </w:r>
-      <w:proofErr w:type="gramEnd"/>
-      <w:r>
-        <w:t xml:space="preserve"> Taiwan Top 團隊品牌認證。</w:t>
+        <w:t>2022年12月帶領高師大音樂系交響樂團演出 Puccini 歌劇 La Bohème。並出任高雄市管樂團音樂總監任滿十年，榮獲文化部頒佈 Taiwan Top 團隊品牌認證。</w:t>
       </w:r>
     </w:p>
     <w:p>
@@ -3071,21 +2777,7 @@
         <w:rPr>
           <w:rFonts w:ascii="標楷體" w:eastAsia="標楷體" w:hAnsi="標楷體"/>
         </w:rPr>
-        <w:t>高雄鳳山人，雄中校友。國立</w:t>
-      </w:r>
-      <w:proofErr w:type="gramStart"/>
-      <w:r>
-        <w:rPr>
-          <w:rFonts w:ascii="標楷體" w:eastAsia="標楷體" w:hAnsi="標楷體"/>
-        </w:rPr>
-        <w:t>臺</w:t>
-      </w:r>
-      <w:proofErr w:type="gramEnd"/>
-      <w:r>
-        <w:rPr>
-          <w:rFonts w:ascii="標楷體" w:eastAsia="標楷體" w:hAnsi="標楷體"/>
-        </w:rPr>
-        <w:t>北藝術大學劇場藝術表演研究所碩士畢業。2023年獲選為國家兩廳院藝術基地計畫Gap Year成員。現為自由接案演員，作品橫跨劇場與影視。</w:t>
+        <w:t>高雄鳳山人，雄中校友。國立臺北藝術大學劇場藝術表演研究所碩士畢業。2023年獲選為國家兩廳院藝術基地計畫Gap Year成員。現為自由接案演員，作品橫跨劇場與影視。</w:t>
       </w:r>
     </w:p>
     <w:p>
@@ -3114,24 +2806,17 @@
       <w:pPr>
         <w:pStyle w:val="a"/>
       </w:pPr>
-      <w:proofErr w:type="gramStart"/>
-      <w:r>
-        <w:t>閱時《彼一暝，我行的每一步》</w:t>
-      </w:r>
-      <w:proofErr w:type="gramEnd"/>
-      <w:r>
-        <w:t>讀劇</w:t>
+      <w:r>
+        <w:t>閱時《彼一暝，我行的每一步》讀劇</w:t>
       </w:r>
     </w:p>
     <w:p>
       <w:pPr>
         <w:pStyle w:val="a"/>
       </w:pPr>
-      <w:proofErr w:type="gramStart"/>
       <w:r>
         <w:t>林座《一部未完成的電影（G片）》</w:t>
       </w:r>
-      <w:proofErr w:type="gramEnd"/>
     </w:p>
     <w:p>
       <w:pPr>
@@ -3162,15 +2847,7 @@
         <w:pStyle w:val="a"/>
       </w:pPr>
       <w:r>
-        <w:t>磚</w:t>
-      </w:r>
-      <w:proofErr w:type="gramStart"/>
-      <w:r>
-        <w:t>木取夥</w:t>
-      </w:r>
-      <w:proofErr w:type="gramEnd"/>
-      <w:r>
-        <w:t>故事劇場《打開菊元百貨故事箱》</w:t>
+        <w:t>磚木取夥故事劇場《打開菊元百貨故事箱》</w:t>
       </w:r>
     </w:p>
     <w:p>
@@ -3199,40 +2876,17 @@
       <w:pPr>
         <w:pStyle w:val="a"/>
       </w:pPr>
-      <w:proofErr w:type="gramStart"/>
-      <w:r>
-        <w:t>《</w:t>
-      </w:r>
-      <w:proofErr w:type="gramEnd"/>
-      <w:r>
-        <w:t>高雄一百：和解篇</w:t>
-      </w:r>
-      <w:proofErr w:type="gramStart"/>
-      <w:r>
-        <w:t>》</w:t>
-      </w:r>
-      <w:proofErr w:type="gramEnd"/>
+      <w:r>
+        <w:t>《高雄一百：和解篇》</w:t>
+      </w:r>
     </w:p>
     <w:p>
       <w:pPr>
         <w:pStyle w:val="a"/>
       </w:pPr>
       <w:r>
-        <w:t>五木拉麵</w:t>
-      </w:r>
-      <w:proofErr w:type="gramStart"/>
-      <w:r>
-        <w:t>《</w:t>
-      </w:r>
-      <w:proofErr w:type="gramEnd"/>
-      <w:r>
-        <w:t>家味時光：第八味</w:t>
-      </w:r>
-      <w:proofErr w:type="gramStart"/>
-      <w:r>
-        <w:t>》</w:t>
-      </w:r>
-      <w:proofErr w:type="gramEnd"/>
+        <w:t>五木拉麵《家味時光：第八味》</w:t>
+      </w:r>
     </w:p>
     <w:p>
       <w:pPr>
@@ -3293,21 +2947,7 @@
         <w:rPr>
           <w:rFonts w:ascii="標楷體" w:eastAsia="標楷體" w:hAnsi="標楷體"/>
         </w:rPr>
-        <w:t>莊校長在教育領域成就斐然，曾擔任國家教育研究院</w:t>
-      </w:r>
-      <w:proofErr w:type="gramStart"/>
-      <w:r>
-        <w:rPr>
-          <w:rFonts w:ascii="標楷體" w:eastAsia="標楷體" w:hAnsi="標楷體"/>
-        </w:rPr>
-        <w:t>自然領綱委員</w:t>
-      </w:r>
-      <w:proofErr w:type="gramEnd"/>
-      <w:r>
-        <w:rPr>
-          <w:rFonts w:ascii="標楷體" w:eastAsia="標楷體" w:hAnsi="標楷體"/>
-        </w:rPr>
-        <w:t>及教育部課程審議委員，對臺灣高中教育政策有著深遠的貢獻。其傑出的教學熱忱與領導力更獲得多項頂尖肯定，不僅是 2017 年教育部師鐸獎得主，更曾獲頒全國高中職 SUPER 教師獎與教學卓越</w:t>
+        <w:t>莊校長在教育領域成就斐然，曾擔任國家教育研究院自然領綱委員及教育部課程審議委員，對臺灣高中教育政策有著深遠的貢獻。其傑出的教學熱忱與領導力更獲得多項頂尖肯定，不僅是 2017 年教育部師鐸獎得主，更曾獲頒全國高中職 SUPER 教師獎與教學卓越</w:t>
       </w:r>
       <w:r>
         <w:rPr>
@@ -3319,21 +2959,7 @@
         <w:rPr>
           <w:rFonts w:ascii="標楷體" w:eastAsia="標楷體" w:hAnsi="標楷體"/>
         </w:rPr>
-        <w:t>質獎。莊校長</w:t>
-      </w:r>
-      <w:proofErr w:type="gramStart"/>
-      <w:r>
-        <w:rPr>
-          <w:rFonts w:ascii="標楷體" w:eastAsia="標楷體" w:hAnsi="標楷體"/>
-        </w:rPr>
-        <w:t>秉持著</w:t>
-      </w:r>
-      <w:proofErr w:type="gramEnd"/>
-      <w:r>
-        <w:rPr>
-          <w:rFonts w:ascii="標楷體" w:eastAsia="標楷體" w:hAnsi="標楷體"/>
-        </w:rPr>
-        <w:t>對教育的專業與熱忱，致力於營造多元發展的校園環境，引領學生在卓越的學術基礎上追求跨領域的成長。</w:t>
+        <w:t>質獎。莊校長秉持著對教育的專業與熱忱，致力於營造多元發展的校園環境，引領學生在卓越的學術基礎上追求跨領域的成長。</w:t>
       </w:r>
     </w:p>
     <w:p>
@@ -3348,21 +2974,7 @@
         <w:rPr>
           <w:rFonts w:ascii="標楷體" w:eastAsia="標楷體" w:hAnsi="標楷體"/>
         </w:rPr>
-        <w:t>莊校長在於地球科學的教育專業，在本次音樂會中，曲目描繪了壯闊的宇宙現象與星系意象，邀請校長從地球科學視角，為演出進行導</w:t>
-      </w:r>
-      <w:proofErr w:type="gramStart"/>
-      <w:r>
-        <w:rPr>
-          <w:rFonts w:ascii="標楷體" w:eastAsia="標楷體" w:hAnsi="標楷體"/>
-        </w:rPr>
-        <w:t>聆</w:t>
-      </w:r>
-      <w:proofErr w:type="gramEnd"/>
-      <w:r>
-        <w:rPr>
-          <w:rFonts w:ascii="標楷體" w:eastAsia="標楷體" w:hAnsi="標楷體"/>
-        </w:rPr>
-        <w:t>介紹。</w:t>
+        <w:t>莊校長在於地球科學的教育專業，在本次音樂會中，曲目描繪了壯闊的宇宙現象與星系意象，邀請校長從地球科學視角，為演出進行導聆介紹。</w:t>
       </w:r>
     </w:p>
     <w:p>
@@ -3467,15 +3079,7 @@
         <w:t xml:space="preserve">- </w:t>
       </w:r>
       <w:r>
-        <w:t xml:space="preserve">Bert </w:t>
-      </w:r>
-      <w:proofErr w:type="spellStart"/>
-      <w:r>
-        <w:t>Appermont</w:t>
-      </w:r>
-      <w:proofErr w:type="spellEnd"/>
-      <w:r>
-        <w:t>／格列佛遊記：伯特．阿佩蒙特</w:t>
+        <w:t>Bert Appermont／格列佛遊記：伯特．阿佩蒙特</w:t>
       </w:r>
     </w:p>
     <w:p>
@@ -3572,15 +3176,7 @@
         <w:t xml:space="preserve"> - </w:t>
       </w:r>
       <w:r>
-        <w:t xml:space="preserve">Leroy Anderson (arr. Hans van der </w:t>
-      </w:r>
-      <w:proofErr w:type="gramStart"/>
-      <w:r>
-        <w:t>Heide)／</w:t>
-      </w:r>
-      <w:proofErr w:type="gramEnd"/>
-      <w:r>
-        <w:t>砂紙芭蕾：勒羅伊．安德森（編曲：漢斯．范．德．海德）</w:t>
+        <w:t>Leroy Anderson (arr. Hans van der Heide)／砂紙芭蕾：勒羅伊．安德森（編曲：漢斯．范．德．海德）</w:t>
       </w:r>
     </w:p>
     <w:p>
@@ -3663,15 +3259,7 @@
         <w:t xml:space="preserve">- </w:t>
       </w:r>
       <w:r>
-        <w:t xml:space="preserve">John Powell (arr. Bertrand </w:t>
-      </w:r>
-      <w:proofErr w:type="gramStart"/>
-      <w:r>
-        <w:t>Moren)／</w:t>
-      </w:r>
-      <w:proofErr w:type="gramEnd"/>
-      <w:r>
-        <w:t>馴龍高手：約翰．包威爾（編曲：貝特朗．莫倫）</w:t>
+        <w:t>John Powell (arr. Bertrand Moren)／馴龍高手：約翰．包威爾（編曲：貝特朗．莫倫）</w:t>
       </w:r>
     </w:p>
     <w:p>
@@ -3699,15 +3287,7 @@
         </w:numPr>
       </w:pPr>
       <w:r>
-        <w:t>樂曲由樂團搭配說書人，一起演繹出</w:t>
-      </w:r>
-      <w:proofErr w:type="gramStart"/>
-      <w:r>
-        <w:t>艾力克斯奇幻如夢境</w:t>
-      </w:r>
-      <w:proofErr w:type="gramEnd"/>
-      <w:r>
-        <w:t>的經歷。樂團變成奇遇中的幻影樂團，隨著旁白將旋律變成故事的一部分。邀請李佳勳擔任說書人。</w:t>
+        <w:t>樂曲由樂團搭配說書人，一起演繹出艾力克斯奇幻如夢境的經歷。樂團變成奇遇中的幻影樂團，隨著旁白將旋律變成故事的一部分。邀請李佳勳擔任說書人。</w:t>
       </w:r>
     </w:p>
     <w:p>
@@ -3820,21 +3400,7 @@
         <w:rPr>
           <w:rFonts w:ascii="標楷體" w:eastAsia="標楷體" w:hAnsi="標楷體"/>
         </w:rPr>
-        <w:t>本場音樂會場地</w:t>
-      </w:r>
-      <w:proofErr w:type="gramStart"/>
-      <w:r>
-        <w:rPr>
-          <w:rFonts w:ascii="標楷體" w:eastAsia="標楷體" w:hAnsi="標楷體"/>
-        </w:rPr>
-        <w:t>訂於衛武</w:t>
-      </w:r>
-      <w:proofErr w:type="gramEnd"/>
-      <w:r>
-        <w:rPr>
-          <w:rFonts w:ascii="標楷體" w:eastAsia="標楷體" w:hAnsi="標楷體"/>
-        </w:rPr>
-        <w:t>營國家藝術文化中心音樂廳，開放約 1,300 席次的席位規模。</w:t>
+        <w:t>本場音樂會場地訂於衛武營國家藝術文化中心音樂廳，開放約 1,300 席次的席位規模。</w:t>
       </w:r>
     </w:p>
     <w:p>
@@ -3849,49 +3415,7 @@
         <w:rPr>
           <w:rFonts w:ascii="標楷體" w:eastAsia="標楷體" w:hAnsi="標楷體"/>
         </w:rPr>
-        <w:t>預計將有近百位演出團員及工作人員，共同在舞台上編織星群下的奇幻故事。觀眾席的部分，本次演出特別精</w:t>
-      </w:r>
-      <w:proofErr w:type="gramStart"/>
-      <w:r>
-        <w:rPr>
-          <w:rFonts w:ascii="標楷體" w:eastAsia="標楷體" w:hAnsi="標楷體"/>
-        </w:rPr>
-        <w:t>準</w:t>
-      </w:r>
-      <w:proofErr w:type="gramEnd"/>
-      <w:r>
-        <w:rPr>
-          <w:rFonts w:ascii="標楷體" w:eastAsia="標楷體" w:hAnsi="標楷體"/>
-        </w:rPr>
-        <w:t xml:space="preserve">規劃並開放了衛武營國家藝術文化中心音樂廳一、二樓，總共約 1,300 </w:t>
-      </w:r>
-      <w:proofErr w:type="gramStart"/>
-      <w:r>
-        <w:rPr>
-          <w:rFonts w:ascii="標楷體" w:eastAsia="標楷體" w:hAnsi="標楷體"/>
-        </w:rPr>
-        <w:t>個</w:t>
-      </w:r>
-      <w:proofErr w:type="gramEnd"/>
-      <w:r>
-        <w:rPr>
-          <w:rFonts w:ascii="標楷體" w:eastAsia="標楷體" w:hAnsi="標楷體"/>
-        </w:rPr>
-        <w:t>席位。為了有效提升入座率並實質回饋青年學子，今年樂團積極申請</w:t>
-      </w:r>
-      <w:proofErr w:type="gramStart"/>
-      <w:r>
-        <w:rPr>
-          <w:rFonts w:ascii="標楷體" w:eastAsia="標楷體" w:hAnsi="標楷體"/>
-        </w:rPr>
-        <w:t>文化部的</w:t>
-      </w:r>
-      <w:proofErr w:type="gramEnd"/>
-      <w:r>
-        <w:rPr>
-          <w:rFonts w:ascii="標楷體" w:eastAsia="標楷體" w:hAnsi="標楷體"/>
-        </w:rPr>
-        <w:t>「文化幣青年席位專案」，透過專屬優惠與推廣方案，鼓勵更多青少年走進音樂廳體驗管樂之美。</w:t>
+        <w:t>預計將有近百位演出團員及工作人員，共同在舞台上編織星群下的奇幻故事。觀眾席的部分，本次演出特別精準規劃並開放了衛武營國家藝術文化中心音樂廳一、二樓，總共約 1,300 個席位。為了有效提升入座率並實質回饋青年學子，今年樂團積極申請文化部的「文化幣青年席位專案」，透過專屬優惠與推廣方案，鼓勵更多青少年走進音樂廳體驗管樂之美。</w:t>
       </w:r>
     </w:p>
     <w:p>
@@ -3906,21 +3430,7 @@
         <w:rPr>
           <w:rFonts w:ascii="標楷體" w:eastAsia="標楷體" w:hAnsi="標楷體"/>
         </w:rPr>
-        <w:t>在非職業的業餘樂團編制下，要挑戰破千人的席次，是一項具指標性考驗。但以樂團近年來的紀錄，憑藉著嚴謹的行政企劃與良好的展演品質，成功連續申請到衛武營的演出場地，不僅證明了樂團的營運成熟度已深受</w:t>
-      </w:r>
-      <w:proofErr w:type="gramStart"/>
-      <w:r>
-        <w:rPr>
-          <w:rFonts w:ascii="標楷體" w:eastAsia="標楷體" w:hAnsi="標楷體"/>
-        </w:rPr>
-        <w:t>國家級場館</w:t>
-      </w:r>
-      <w:proofErr w:type="gramEnd"/>
-      <w:r>
-        <w:rPr>
-          <w:rFonts w:ascii="標楷體" w:eastAsia="標楷體" w:hAnsi="標楷體"/>
-        </w:rPr>
-        <w:t>的肯定，更展現了我們對維持高品質展演的長期承諾。</w:t>
+        <w:t>在非職業的業餘樂團編制下，要挑戰破千人的席次，是一項具指標性考驗。但以樂團近年來的紀錄，憑藉著嚴謹的行政企劃與良好的展演品質，成功連續申請到衛武營的演出場地，不僅證明了樂團的營運成熟度已深受國家級場館的肯定，更展現了我們對維持高品質展演的長期承諾。</w:t>
       </w:r>
     </w:p>
     <w:p>
@@ -3935,21 +3445,7 @@
         <w:rPr>
           <w:rFonts w:ascii="標楷體" w:eastAsia="標楷體" w:hAnsi="標楷體"/>
         </w:rPr>
-        <w:t>在推廣效益方面，預期能為南部地區帶來在地藝文扎根效果。透過衛武營席次的實質票房，與文化幣青年席位的雙重帶動，預計將能吸引大量青年學子與家庭客群。破</w:t>
-      </w:r>
-      <w:proofErr w:type="gramStart"/>
-      <w:r>
-        <w:rPr>
-          <w:rFonts w:ascii="標楷體" w:eastAsia="標楷體" w:hAnsi="標楷體"/>
-        </w:rPr>
-        <w:t>千人次</w:t>
-      </w:r>
-      <w:proofErr w:type="gramEnd"/>
-      <w:r>
-        <w:rPr>
-          <w:rFonts w:ascii="標楷體" w:eastAsia="標楷體" w:hAnsi="標楷體"/>
-        </w:rPr>
-        <w:t>的觀賞規模與高比例的青年受眾，也將轉化為有潛力的行銷推廣效益，除了能為台灣校園管樂社團注入實質的觀摩與教學相長動能，更能協助贊助夥伴建立起支持青年文化發展、深耕在地社會責任的卓越公眾形象。</w:t>
+        <w:t>在推廣效益方面，預期能為南部地區帶來在地藝文扎根效果。透過衛武營席次的實質票房，與文化幣青年席位的雙重帶動，預計將能吸引大量青年學子與家庭客群。破千人次的觀賞規模與高比例的青年受眾，也將轉化為有潛力的行銷推廣效益，除了能為台灣校園管樂社團注入實質的觀摩與教學相長動能，更能協助贊助夥伴建立起支持青年文化發展、深耕在地社會責任的卓越公眾形象。</w:t>
       </w:r>
     </w:p>
     <w:p>
@@ -4338,28 +3834,12 @@
         </w:rPr>
         <w:tab/>
       </w:r>
-      <w:proofErr w:type="gramStart"/>
-      <w:r>
-        <w:rPr>
-          <w:rFonts w:ascii="標楷體" w:eastAsia="標楷體" w:hAnsi="標楷體"/>
-        </w:rPr>
-        <w:t>《</w:t>
-      </w:r>
-      <w:proofErr w:type="gramEnd"/>
-      <w:r>
-        <w:rPr>
-          <w:rFonts w:ascii="標楷體" w:eastAsia="標楷體" w:hAnsi="標楷體"/>
-        </w:rPr>
-        <w:t>夢想．啟程</w:t>
-      </w:r>
-      <w:proofErr w:type="gramStart"/>
-      <w:r>
-        <w:rPr>
-          <w:rFonts w:ascii="標楷體" w:eastAsia="標楷體" w:hAnsi="標楷體"/>
-        </w:rPr>
-        <w:t>》</w:t>
-      </w:r>
-      <w:proofErr w:type="gramEnd"/>
+      <w:r>
+        <w:rPr>
+          <w:rFonts w:ascii="標楷體" w:eastAsia="標楷體" w:hAnsi="標楷體"/>
+        </w:rPr>
+        <w:t>《夢想．啟程》</w:t>
+      </w:r>
       <w:r>
         <w:rPr>
           <w:rFonts w:ascii="標楷體" w:eastAsia="標楷體" w:hAnsi="標楷體"/>
@@ -4426,28 +3906,12 @@
         </w:rPr>
         <w:tab/>
       </w:r>
-      <w:proofErr w:type="gramStart"/>
-      <w:r>
-        <w:rPr>
-          <w:rFonts w:ascii="標楷體" w:eastAsia="標楷體" w:hAnsi="標楷體"/>
-        </w:rPr>
-        <w:t>《</w:t>
-      </w:r>
-      <w:proofErr w:type="gramEnd"/>
-      <w:r>
-        <w:rPr>
-          <w:rFonts w:ascii="標楷體" w:eastAsia="標楷體" w:hAnsi="標楷體"/>
-        </w:rPr>
-        <w:t>最終樂章．重生</w:t>
-      </w:r>
-      <w:proofErr w:type="gramStart"/>
-      <w:r>
-        <w:rPr>
-          <w:rFonts w:ascii="標楷體" w:eastAsia="標楷體" w:hAnsi="標楷體"/>
-        </w:rPr>
-        <w:t>》</w:t>
-      </w:r>
-      <w:proofErr w:type="gramEnd"/>
+      <w:r>
+        <w:rPr>
+          <w:rFonts w:ascii="標楷體" w:eastAsia="標楷體" w:hAnsi="標楷體"/>
+        </w:rPr>
+        <w:t>《最終樂章．重生》</w:t>
+      </w:r>
       <w:r>
         <w:rPr>
           <w:rFonts w:ascii="標楷體" w:eastAsia="標楷體" w:hAnsi="標楷體"/>
@@ -4646,33 +4110,11 @@
         </w:rPr>
         <w:tab/>
       </w:r>
-      <w:proofErr w:type="gramStart"/>
-      <w:r>
-        <w:rPr>
-          <w:rFonts w:ascii="標楷體" w:eastAsia="標楷體" w:hAnsi="標楷體"/>
-        </w:rPr>
-        <w:t>《</w:t>
-      </w:r>
-      <w:proofErr w:type="gramEnd"/>
-      <w:r>
-        <w:rPr>
-          <w:rFonts w:ascii="標楷體" w:eastAsia="標楷體" w:hAnsi="標楷體"/>
-        </w:rPr>
-        <w:t>Op.7</w:t>
-      </w:r>
-      <w:proofErr w:type="gramStart"/>
-      <w:r>
-        <w:rPr>
-          <w:rFonts w:ascii="標楷體" w:eastAsia="標楷體" w:hAnsi="標楷體"/>
-        </w:rPr>
-        <w:t>》</w:t>
-      </w:r>
-      <w:proofErr w:type="gramEnd"/>
-      <w:r>
-        <w:rPr>
-          <w:rFonts w:ascii="標楷體" w:eastAsia="標楷體" w:hAnsi="標楷體"/>
-        </w:rPr>
-        <w:t xml:space="preserve"> </w:t>
+      <w:r>
+        <w:rPr>
+          <w:rFonts w:ascii="標楷體" w:eastAsia="標楷體" w:hAnsi="標楷體"/>
+        </w:rPr>
+        <w:t xml:space="preserve">《Op.7》 </w:t>
       </w:r>
       <w:r>
         <w:rPr>
@@ -5014,21 +4456,7 @@
         <w:rPr>
           <w:rFonts w:ascii="標楷體" w:eastAsia="標楷體" w:hAnsi="標楷體"/>
         </w:rPr>
-        <w:t>《冒險來自：</w:t>
-      </w:r>
-      <w:proofErr w:type="gramStart"/>
-      <w:r>
-        <w:rPr>
-          <w:rFonts w:ascii="標楷體" w:eastAsia="標楷體" w:hAnsi="標楷體"/>
-        </w:rPr>
-        <w:t>＿＿＿＿》</w:t>
-      </w:r>
-      <w:proofErr w:type="gramEnd"/>
-      <w:r>
-        <w:rPr>
-          <w:rFonts w:ascii="標楷體" w:eastAsia="標楷體" w:hAnsi="標楷體"/>
-        </w:rPr>
-        <w:t xml:space="preserve"> </w:t>
+        <w:t xml:space="preserve">《冒險來自：＿＿＿＿》 </w:t>
       </w:r>
       <w:r>
         <w:rPr>
@@ -5322,21 +4750,7 @@
         <w:rPr>
           <w:rFonts w:ascii="標楷體" w:eastAsia="標楷體" w:hAnsi="標楷體"/>
         </w:rPr>
-        <w:t>《拾起．希望</w:t>
-      </w:r>
-      <w:proofErr w:type="gramStart"/>
-      <w:r>
-        <w:rPr>
-          <w:rFonts w:ascii="標楷體" w:eastAsia="標楷體" w:hAnsi="標楷體"/>
-        </w:rPr>
-        <w:t>》</w:t>
-      </w:r>
-      <w:proofErr w:type="gramEnd"/>
-      <w:r>
-        <w:rPr>
-          <w:rFonts w:ascii="標楷體" w:eastAsia="標楷體" w:hAnsi="標楷體"/>
-        </w:rPr>
-        <w:t xml:space="preserve"> </w:t>
+        <w:t xml:space="preserve">《拾起．希望》 </w:t>
       </w:r>
       <w:r>
         <w:rPr>
@@ -5851,21 +5265,7 @@
         <w:rPr>
           <w:rFonts w:ascii="標楷體" w:eastAsia="標楷體" w:hAnsi="標楷體"/>
         </w:rPr>
-        <w:t>高雄中學、高雄女中、高雄高工、高雄高商管樂團</w:t>
-      </w:r>
-      <w:proofErr w:type="gramStart"/>
-      <w:r>
-        <w:rPr>
-          <w:rFonts w:ascii="標楷體" w:eastAsia="標楷體" w:hAnsi="標楷體"/>
-        </w:rPr>
-        <w:t>──</w:t>
-      </w:r>
-      <w:proofErr w:type="gramEnd"/>
-      <w:r>
-        <w:rPr>
-          <w:rFonts w:ascii="標楷體" w:eastAsia="標楷體" w:hAnsi="標楷體"/>
-        </w:rPr>
-        <w:t>四雄聯合音樂會</w:t>
+        <w:t>高雄中學、高雄女中、高雄高工、高雄高商管樂團──四雄聯合音樂會</w:t>
       </w:r>
     </w:p>
     <w:p>
@@ -6541,19 +5941,11 @@
         </w:rPr>
         <w:tab/>
       </w:r>
-      <w:proofErr w:type="gramStart"/>
-      <w:r>
-        <w:rPr>
-          <w:rFonts w:ascii="標楷體" w:eastAsia="標楷體" w:hAnsi="標楷體"/>
-        </w:rPr>
-        <w:t>《</w:t>
-      </w:r>
-      <w:proofErr w:type="gramEnd"/>
-      <w:r>
-        <w:rPr>
-          <w:rFonts w:ascii="標楷體" w:eastAsia="標楷體" w:hAnsi="標楷體"/>
-        </w:rPr>
-        <w:t xml:space="preserve">管他的，快樂就好！》 </w:t>
+      <w:r>
+        <w:rPr>
+          <w:rFonts w:ascii="標楷體" w:eastAsia="標楷體" w:hAnsi="標楷體"/>
+        </w:rPr>
+        <w:t xml:space="preserve">《管他的，快樂就好！》 </w:t>
       </w:r>
       <w:r>
         <w:rPr>
@@ -6735,28 +6127,12 @@
         </w:rPr>
         <w:tab/>
       </w:r>
-      <w:proofErr w:type="gramStart"/>
-      <w:r>
-        <w:rPr>
-          <w:rFonts w:ascii="標楷體" w:eastAsia="標楷體" w:hAnsi="標楷體"/>
-        </w:rPr>
-        <w:t>《魅</w:t>
-      </w:r>
-      <w:proofErr w:type="gramEnd"/>
-      <w:r>
-        <w:rPr>
-          <w:rFonts w:ascii="標楷體" w:eastAsia="標楷體" w:hAnsi="標楷體"/>
-        </w:rPr>
-        <w:t>即刻．Magic</w:t>
-      </w:r>
-      <w:proofErr w:type="gramStart"/>
-      <w:r>
-        <w:rPr>
-          <w:rFonts w:ascii="標楷體" w:eastAsia="標楷體" w:hAnsi="標楷體"/>
-        </w:rPr>
-        <w:t>》</w:t>
-      </w:r>
-      <w:proofErr w:type="gramEnd"/>
+      <w:r>
+        <w:rPr>
+          <w:rFonts w:ascii="標楷體" w:eastAsia="標楷體" w:hAnsi="標楷體"/>
+        </w:rPr>
+        <w:t>《魅即刻．Magic》</w:t>
+      </w:r>
       <w:r>
         <w:rPr>
           <w:rFonts w:ascii="標楷體" w:eastAsia="標楷體" w:hAnsi="標楷體" w:hint="eastAsia"/>
@@ -6843,28 +6219,12 @@
         </w:rPr>
         <w:tab/>
       </w:r>
-      <w:proofErr w:type="gramStart"/>
-      <w:r>
-        <w:rPr>
-          <w:rFonts w:ascii="標楷體" w:eastAsia="標楷體" w:hAnsi="標楷體"/>
-        </w:rPr>
-        <w:t>《</w:t>
-      </w:r>
-      <w:proofErr w:type="gramEnd"/>
-      <w:r>
-        <w:rPr>
-          <w:rFonts w:ascii="標楷體" w:eastAsia="標楷體" w:hAnsi="標楷體"/>
-        </w:rPr>
-        <w:t>夏際．夏祭</w:t>
-      </w:r>
-      <w:proofErr w:type="gramStart"/>
-      <w:r>
-        <w:rPr>
-          <w:rFonts w:ascii="標楷體" w:eastAsia="標楷體" w:hAnsi="標楷體"/>
-        </w:rPr>
-        <w:t>》</w:t>
-      </w:r>
-      <w:proofErr w:type="gramEnd"/>
+      <w:r>
+        <w:rPr>
+          <w:rFonts w:ascii="標楷體" w:eastAsia="標楷體" w:hAnsi="標楷體"/>
+        </w:rPr>
+        <w:t>《夏際．夏祭》</w:t>
+      </w:r>
       <w:r>
         <w:rPr>
           <w:rFonts w:ascii="標楷體" w:eastAsia="標楷體" w:hAnsi="標楷體" w:hint="eastAsia"/>
@@ -6959,21 +6319,7 @@
         <w:rPr>
           <w:rFonts w:ascii="標楷體" w:eastAsia="標楷體" w:hAnsi="標楷體"/>
         </w:rPr>
-        <w:t>高雄中學校友管樂團與高雄中學管樂團，自 2008 年起已攜手舉辦數場聯合音樂會，且皆選擇於專業且高規格之藝術</w:t>
-      </w:r>
-      <w:proofErr w:type="gramStart"/>
-      <w:r>
-        <w:rPr>
-          <w:rFonts w:ascii="標楷體" w:eastAsia="標楷體" w:hAnsi="標楷體"/>
-        </w:rPr>
-        <w:t>場域展演</w:t>
-      </w:r>
-      <w:proofErr w:type="gramEnd"/>
-      <w:r>
-        <w:rPr>
-          <w:rFonts w:ascii="標楷體" w:eastAsia="標楷體" w:hAnsi="標楷體"/>
-        </w:rPr>
-        <w:t>。近年來更陸續解鎖高雄市文化中心至德堂、大東藝術文化中心演藝廳，以及衛武營國家藝術文化中心音樂廳等指標性舞台，展現出樂團對於演出音響效果與行政執行力的高標準要求。</w:t>
+        <w:t>高雄中學校友管樂團與高雄中學管樂團，自 2008 年起已攜手舉辦數場聯合音樂會，且皆選擇於專業且高規格之藝術場域展演。近年來更陸續解鎖高雄市文化中心至德堂、大東藝術文化中心演藝廳，以及衛武營國家藝術文化中心音樂廳等指標性舞台，展現出樂團對於演出音響效果與行政執行力的高標準要求。</w:t>
       </w:r>
     </w:p>
     <w:p>
@@ -6981,15 +6327,7 @@
         <w:pStyle w:val="3"/>
       </w:pPr>
       <w:r>
-        <w:t>破</w:t>
-      </w:r>
-      <w:proofErr w:type="gramStart"/>
-      <w:r>
-        <w:t>千人次</w:t>
-      </w:r>
-      <w:proofErr w:type="gramEnd"/>
-      <w:r>
-        <w:t>聽眾的實質票房號召</w:t>
+        <w:t>破千人次聽眾的實質票房號召</w:t>
       </w:r>
     </w:p>
     <w:p>
@@ -7027,21 +6365,7 @@
         <w:rPr>
           <w:rFonts w:ascii="標楷體" w:eastAsia="標楷體" w:hAnsi="標楷體"/>
         </w:rPr>
-        <w:t>每年參與聯合音樂會的幕前、幕後工作人員，包含在校學生與歷屆校友共高達近百人。團員們本著熱愛音樂、眷戀母校的情懷，自發地重返樂團投入排練與行政籌備。自 2008 年首次共演至今，這份代代相承的熱血傳統，讓整場音樂會從幕前的音樂演奏、團練、指揮安排，到幕後的節目策劃、主題設計、文宣行銷與場</w:t>
-      </w:r>
-      <w:proofErr w:type="gramStart"/>
-      <w:r>
-        <w:rPr>
-          <w:rFonts w:ascii="標楷體" w:eastAsia="標楷體" w:hAnsi="標楷體"/>
-        </w:rPr>
-        <w:t>務</w:t>
-      </w:r>
-      <w:proofErr w:type="gramEnd"/>
-      <w:r>
-        <w:rPr>
-          <w:rFonts w:ascii="標楷體" w:eastAsia="標楷體" w:hAnsi="標楷體"/>
-        </w:rPr>
-        <w:t>工作，主要都由樂團內部人員包辦，在實踐中達成專業舞台經驗的實質傳承。</w:t>
+        <w:t>每年參與聯合音樂會的幕前、幕後工作人員，包含在校學生與歷屆校友共高達近百人。團員們本著熱愛音樂、眷戀母校的情懷，自發地重返樂團投入排練與行政籌備。自 2008 年首次共演至今，這份代代相承的熱血傳統，讓整場音樂會從幕前的音樂演奏、團練、指揮安排，到幕後的節目策劃、主題設計、文宣行銷與場務工作，主要都由樂團內部人員包辦，在實踐中達成專業舞台經驗的實質傳承。</w:t>
       </w:r>
     </w:p>
     <w:p>
@@ -7064,21 +6388,7 @@
         <w:rPr>
           <w:rFonts w:ascii="標楷體" w:eastAsia="標楷體" w:hAnsi="標楷體"/>
         </w:rPr>
-        <w:t>根據近年音樂會後的觀眾回饋問卷統計，在「整體音樂會滿意度」的調查中，選擇「非常</w:t>
-      </w:r>
-      <w:proofErr w:type="gramStart"/>
-      <w:r>
-        <w:rPr>
-          <w:rFonts w:ascii="標楷體" w:eastAsia="標楷體" w:hAnsi="標楷體"/>
-        </w:rPr>
-        <w:t>滿意」</w:t>
-      </w:r>
-      <w:proofErr w:type="gramEnd"/>
-      <w:r>
-        <w:rPr>
-          <w:rFonts w:ascii="標楷體" w:eastAsia="標楷體" w:hAnsi="標楷體"/>
-        </w:rPr>
-        <w:t>的比例逐年顯著提升，顯示樂團在音樂詮釋與節目企劃上的嚴格要求，已有效轉化為觀眾的實質共鳴。總體而言，本音樂會已具備穩定的群眾影響力、跨世代的歷史傳承性，以及推廣藝文素養的社會責任。</w:t>
+        <w:t>根據近年音樂會後的觀眾回饋問卷統計，在「整體音樂會滿意度」的調查中，選擇「非常滿意」的比例逐年顯著提升，顯示樂團在音樂詮釋與節目企劃上的嚴格要求，已有效轉化為觀眾的實質共鳴。總體而言，本音樂會已具備穩定的群眾影響力、跨世代的歷史傳承性，以及推廣藝文素養的社會責任。</w:t>
       </w:r>
     </w:p>
     <w:p>
@@ -7159,21 +6469,7 @@
         <w:rPr>
           <w:rFonts w:ascii="標楷體" w:eastAsia="標楷體" w:hAnsi="標楷體"/>
         </w:rPr>
-        <w:t>Facebook 為台灣社會大眾、中高年齡層及歷屆校友最常使用的社群網站。本樂團透過官方粉絲專頁，能有效吸引目標群體持續關注，並將活動快訊、曲目介紹及企業贊助訊息，</w:t>
-      </w:r>
-      <w:proofErr w:type="gramStart"/>
-      <w:r>
-        <w:rPr>
-          <w:rFonts w:ascii="標楷體" w:eastAsia="標楷體" w:hAnsi="標楷體"/>
-        </w:rPr>
-        <w:t>透過貼文動態</w:t>
-      </w:r>
-      <w:proofErr w:type="gramEnd"/>
-      <w:r>
-        <w:rPr>
-          <w:rFonts w:ascii="標楷體" w:eastAsia="標楷體" w:hAnsi="標楷體"/>
-        </w:rPr>
-        <w:t>與粉絲互動分享，使資訊擴散出去。</w:t>
+        <w:t>Facebook 為台灣社會大眾、中高年齡層及歷屆校友最常使用的社群網站。本樂團透過官方粉絲專頁，能有效吸引目標群體持續關注，並將活動快訊、曲目介紹及企業贊助訊息，透過貼文動態與粉絲互動分享，使資訊擴散出去。</w:t>
       </w:r>
     </w:p>
     <w:p>
@@ -7238,49 +6534,7 @@
         <w:rPr>
           <w:rFonts w:ascii="標楷體" w:eastAsia="標楷體" w:hAnsi="標楷體"/>
         </w:rPr>
-        <w:t>Instagram 是目前高中生與大學生族群最常使用且黏著度極高的社群媒體之</w:t>
-      </w:r>
-      <w:proofErr w:type="gramStart"/>
-      <w:r>
-        <w:rPr>
-          <w:rFonts w:ascii="標楷體" w:eastAsia="標楷體" w:hAnsi="標楷體"/>
-        </w:rPr>
-        <w:t>一</w:t>
-      </w:r>
-      <w:proofErr w:type="gramEnd"/>
-      <w:r>
-        <w:rPr>
-          <w:rFonts w:ascii="標楷體" w:eastAsia="標楷體" w:hAnsi="標楷體"/>
-        </w:rPr>
-        <w:t>。樂團透過專屬帳號</w:t>
-      </w:r>
-      <w:proofErr w:type="gramStart"/>
-      <w:r>
-        <w:rPr>
-          <w:rFonts w:ascii="標楷體" w:eastAsia="標楷體" w:hAnsi="標楷體"/>
-        </w:rPr>
-        <w:t>發布貼文與</w:t>
-      </w:r>
-      <w:proofErr w:type="gramEnd"/>
-      <w:r>
-        <w:rPr>
-          <w:rFonts w:ascii="標楷體" w:eastAsia="標楷體" w:hAnsi="標楷體"/>
-        </w:rPr>
-        <w:t>限時動態</w:t>
-      </w:r>
-      <w:proofErr w:type="gramStart"/>
-      <w:r>
-        <w:rPr>
-          <w:rFonts w:ascii="標楷體" w:eastAsia="標楷體" w:hAnsi="標楷體"/>
-        </w:rPr>
-        <w:t>或短影音</w:t>
-      </w:r>
-      <w:proofErr w:type="gramEnd"/>
-      <w:r>
-        <w:rPr>
-          <w:rFonts w:ascii="標楷體" w:eastAsia="標楷體" w:hAnsi="標楷體"/>
-        </w:rPr>
-        <w:t>，用青年世代的語言推廣音樂會主題，提升贊助商品牌的能見度。</w:t>
+        <w:t>Instagram 是目前高中生與大學生族群最常使用且黏著度極高的社群媒體之一。樂團透過專屬帳號發布貼文與限時動態或短影音，用青年世代的語言推廣音樂會主題，提升贊助商品牌的能見度。</w:t>
       </w:r>
     </w:p>
     <w:p>
@@ -7358,15 +6612,7 @@
       </w:pPr>
       <w:bookmarkStart w:id="16" w:name="_Toc233727675"/>
       <w:r>
-        <w:t>二、電子節目</w:t>
-      </w:r>
-      <w:proofErr w:type="gramStart"/>
-      <w:r>
-        <w:t>冊</w:t>
-      </w:r>
-      <w:proofErr w:type="gramEnd"/>
-      <w:r>
-        <w:t>超連結</w:t>
+        <w:t>二、電子節目冊超連結</w:t>
       </w:r>
       <w:bookmarkEnd w:id="16"/>
     </w:p>
@@ -7382,21 +6628,7 @@
         <w:rPr>
           <w:rFonts w:ascii="標楷體" w:eastAsia="標楷體" w:hAnsi="標楷體"/>
         </w:rPr>
-        <w:t>順應數位化與</w:t>
-      </w:r>
-      <w:proofErr w:type="gramStart"/>
-      <w:r>
-        <w:rPr>
-          <w:rFonts w:ascii="標楷體" w:eastAsia="標楷體" w:hAnsi="標楷體"/>
-        </w:rPr>
-        <w:t>環保減碳趨勢</w:t>
-      </w:r>
-      <w:proofErr w:type="gramEnd"/>
-      <w:r>
-        <w:rPr>
-          <w:rFonts w:ascii="標楷體" w:eastAsia="標楷體" w:hAnsi="標楷體"/>
-        </w:rPr>
-        <w:t>，本場音樂會將特別導入「無紙化電子節目冊」作為實體手冊的取代媒介，能全面擴大資訊傳播的時空限制。</w:t>
+        <w:t>順應數位化與環保減碳趨勢，本場音樂會將特別導入「無紙化電子節目冊」作為實體手冊的取代媒介，能全面擴大資訊傳播的時空限制。</w:t>
       </w:r>
     </w:p>
     <w:p>
@@ -7404,15 +6636,7 @@
         <w:pStyle w:val="a"/>
       </w:pPr>
       <w:r>
-        <w:t>實施方式：觀眾可於現場透過手機掃描 QR Code，</w:t>
-      </w:r>
-      <w:proofErr w:type="gramStart"/>
-      <w:r>
-        <w:t>直接線上瀏覽</w:t>
-      </w:r>
-      <w:proofErr w:type="gramEnd"/>
-      <w:r>
-        <w:t>完整的曲目解說與節目資訊。</w:t>
+        <w:t>實施方式：觀眾可於現場透過手機掃描 QR Code，直接線上瀏覽完整的曲目解說與節目資訊。</w:t>
       </w:r>
     </w:p>
     <w:p>
@@ -7420,39 +6644,7 @@
         <w:pStyle w:val="a"/>
       </w:pPr>
       <w:r>
-        <w:t>贊助商超連結效益：電子</w:t>
-      </w:r>
-      <w:proofErr w:type="gramStart"/>
-      <w:r>
-        <w:t>節目冊內可</w:t>
-      </w:r>
-      <w:proofErr w:type="gramEnd"/>
-      <w:r>
-        <w:t>為贊助夥伴設計專屬標誌與介紹欄位，並直接嵌入「</w:t>
-      </w:r>
-      <w:proofErr w:type="gramStart"/>
-      <w:r>
-        <w:t>企業官網超連結</w:t>
-      </w:r>
-      <w:proofErr w:type="gramEnd"/>
-      <w:r>
-        <w:t>」。觀眾只需動動手指，即可從音樂廳現場</w:t>
-      </w:r>
-      <w:proofErr w:type="gramStart"/>
-      <w:r>
-        <w:t>直接跳轉至</w:t>
-      </w:r>
-      <w:proofErr w:type="gramEnd"/>
-      <w:r>
-        <w:t>贊助商</w:t>
-      </w:r>
-      <w:proofErr w:type="gramStart"/>
-      <w:r>
-        <w:t>的線上平台</w:t>
-      </w:r>
-      <w:proofErr w:type="gramEnd"/>
-      <w:r>
-        <w:t>，將實體流量即時轉化為網路點閱率與潛在消費力。</w:t>
+        <w:t>贊助商超連結效益：電子節目冊內可為贊助夥伴設計專屬標誌與介紹欄位，並直接嵌入「企業官網超連結」。觀眾只需動動手指，即可從音樂廳現場直接跳轉至贊助商的線上平台，將實體流量即時轉化為網路點閱率與潛在消費力。</w:t>
       </w:r>
     </w:p>
     <w:p>
@@ -7918,25 +7110,7 @@
                 <w:sz w:val="20"/>
                 <w:szCs w:val="20"/>
               </w:rPr>
-              <w:t xml:space="preserve">6,000 元／平日一個時段 × 2 </w:t>
-            </w:r>
-            <w:proofErr w:type="gramStart"/>
-            <w:r>
-              <w:rPr>
-                <w:rFonts w:ascii="標楷體" w:eastAsia="標楷體" w:hAnsi="標楷體"/>
-                <w:sz w:val="20"/>
-                <w:szCs w:val="20"/>
-              </w:rPr>
-              <w:t>個</w:t>
-            </w:r>
-            <w:proofErr w:type="gramEnd"/>
-            <w:r>
-              <w:rPr>
-                <w:rFonts w:ascii="標楷體" w:eastAsia="標楷體" w:hAnsi="標楷體"/>
-                <w:sz w:val="20"/>
-                <w:szCs w:val="20"/>
-              </w:rPr>
-              <w:t>時段 = 12,000 元。</w:t>
+              <w:t>6,000 元／平日一個時段 × 2 個時段 = 12,000 元。</w:t>
             </w:r>
           </w:p>
         </w:tc>
@@ -8019,25 +7193,7 @@
                 <w:sz w:val="20"/>
                 <w:szCs w:val="20"/>
               </w:rPr>
-              <w:t xml:space="preserve">2,000 元／平日一個時段 × 5 </w:t>
-            </w:r>
-            <w:proofErr w:type="gramStart"/>
-            <w:r>
-              <w:rPr>
-                <w:rFonts w:ascii="標楷體" w:eastAsia="標楷體" w:hAnsi="標楷體"/>
-                <w:sz w:val="20"/>
-                <w:szCs w:val="20"/>
-              </w:rPr>
-              <w:t>個</w:t>
-            </w:r>
-            <w:proofErr w:type="gramEnd"/>
-            <w:r>
-              <w:rPr>
-                <w:rFonts w:ascii="標楷體" w:eastAsia="標楷體" w:hAnsi="標楷體"/>
-                <w:sz w:val="20"/>
-                <w:szCs w:val="20"/>
-              </w:rPr>
-              <w:t>時段 = 10,000 元。</w:t>
+              <w:t>2,000 元／平日一個時段 × 5 個時段 = 10,000 元。</w:t>
             </w:r>
           </w:p>
         </w:tc>
@@ -8203,25 +7359,7 @@
                 <w:sz w:val="20"/>
                 <w:szCs w:val="20"/>
               </w:rPr>
-              <w:t xml:space="preserve">演奏鋼琴租用，3,000 元／時段 × 3 </w:t>
-            </w:r>
-            <w:proofErr w:type="gramStart"/>
-            <w:r>
-              <w:rPr>
-                <w:rFonts w:ascii="標楷體" w:eastAsia="標楷體" w:hAnsi="標楷體"/>
-                <w:sz w:val="20"/>
-                <w:szCs w:val="20"/>
-              </w:rPr>
-              <w:t>個</w:t>
-            </w:r>
-            <w:proofErr w:type="gramEnd"/>
-            <w:r>
-              <w:rPr>
-                <w:rFonts w:ascii="標楷體" w:eastAsia="標楷體" w:hAnsi="標楷體"/>
-                <w:sz w:val="20"/>
-                <w:szCs w:val="20"/>
-              </w:rPr>
-              <w:t>時段 = 9,000 元。</w:t>
+              <w:t>演奏鋼琴租用，3,000 元／時段 × 3 個時段 = 9,000 元。</w:t>
             </w:r>
           </w:p>
         </w:tc>
@@ -8252,18 +7390,8 @@
                 <w:sz w:val="20"/>
                 <w:szCs w:val="20"/>
               </w:rPr>
-              <w:t>專業鋼琴</w:t>
-            </w:r>
-            <w:proofErr w:type="gramStart"/>
-            <w:r>
-              <w:rPr>
-                <w:rFonts w:ascii="標楷體" w:eastAsia="標楷體" w:hAnsi="標楷體"/>
-                <w:sz w:val="20"/>
-                <w:szCs w:val="20"/>
-              </w:rPr>
-              <w:t>調音費</w:t>
-            </w:r>
-            <w:proofErr w:type="gramEnd"/>
+              <w:t>專業鋼琴調音費</w:t>
+            </w:r>
           </w:p>
         </w:tc>
         <w:tc>
@@ -8526,18 +7654,8 @@
                 <w:sz w:val="20"/>
                 <w:szCs w:val="20"/>
               </w:rPr>
-              <w:t>攝錄影及</w:t>
-            </w:r>
-            <w:proofErr w:type="gramStart"/>
-            <w:r>
-              <w:rPr>
-                <w:rFonts w:ascii="標楷體" w:eastAsia="標楷體" w:hAnsi="標楷體"/>
-                <w:sz w:val="20"/>
-                <w:szCs w:val="20"/>
-              </w:rPr>
-              <w:t>後製費</w:t>
-            </w:r>
-            <w:proofErr w:type="gramEnd"/>
+              <w:t>攝錄影及後製費</w:t>
+            </w:r>
           </w:p>
         </w:tc>
         <w:tc>
@@ -9018,25 +8136,7 @@
                 <w:sz w:val="20"/>
                 <w:szCs w:val="20"/>
               </w:rPr>
-              <w:t>負責音樂會曲目導</w:t>
-            </w:r>
-            <w:proofErr w:type="gramStart"/>
-            <w:r>
-              <w:rPr>
-                <w:rFonts w:ascii="標楷體" w:eastAsia="標楷體" w:hAnsi="標楷體"/>
-                <w:sz w:val="20"/>
-                <w:szCs w:val="20"/>
-              </w:rPr>
-              <w:t>聆</w:t>
-            </w:r>
-            <w:proofErr w:type="gramEnd"/>
-            <w:r>
-              <w:rPr>
-                <w:rFonts w:ascii="標楷體" w:eastAsia="標楷體" w:hAnsi="標楷體"/>
-                <w:sz w:val="20"/>
-                <w:szCs w:val="20"/>
-              </w:rPr>
-              <w:t>、現場旁白與說書之演出酬勞。</w:t>
+              <w:t>負責音樂會曲目導聆、現場旁白與說書之演出酬勞。</w:t>
             </w:r>
           </w:p>
         </w:tc>
@@ -9061,23 +8161,13 @@
                 <w:szCs w:val="20"/>
               </w:rPr>
             </w:pPr>
-            <w:proofErr w:type="gramStart"/>
             <w:r>
               <w:rPr>
                 <w:rFonts w:ascii="標楷體" w:eastAsia="標楷體" w:hAnsi="標楷體"/>
                 <w:sz w:val="20"/>
                 <w:szCs w:val="20"/>
               </w:rPr>
-              <w:t>協演人員</w:t>
-            </w:r>
-            <w:proofErr w:type="gramEnd"/>
-            <w:r>
-              <w:rPr>
-                <w:rFonts w:ascii="標楷體" w:eastAsia="標楷體" w:hAnsi="標楷體"/>
-                <w:sz w:val="20"/>
-                <w:szCs w:val="20"/>
-              </w:rPr>
-              <w:t>鐘點費</w:t>
+              <w:t>協演人員鐘點費</w:t>
             </w:r>
           </w:p>
         </w:tc>
@@ -9129,25 +8219,7 @@
                 <w:sz w:val="20"/>
                 <w:szCs w:val="20"/>
               </w:rPr>
-              <w:t>邀請外部</w:t>
-            </w:r>
-            <w:proofErr w:type="gramStart"/>
-            <w:r>
-              <w:rPr>
-                <w:rFonts w:ascii="標楷體" w:eastAsia="標楷體" w:hAnsi="標楷體"/>
-                <w:sz w:val="20"/>
-                <w:szCs w:val="20"/>
-              </w:rPr>
-              <w:t>專業協演人員</w:t>
-            </w:r>
-            <w:proofErr w:type="gramEnd"/>
-            <w:r>
-              <w:rPr>
-                <w:rFonts w:ascii="標楷體" w:eastAsia="標楷體" w:hAnsi="標楷體"/>
-                <w:sz w:val="20"/>
-                <w:szCs w:val="20"/>
-              </w:rPr>
-              <w:t>（客席團員）支援演出之勞務費用。</w:t>
+              <w:t>邀請外部專業協演人員（客席團員）支援演出之勞務費用。</w:t>
             </w:r>
           </w:p>
         </w:tc>
@@ -9442,25 +8514,7 @@
                 <w:sz w:val="20"/>
                 <w:szCs w:val="20"/>
               </w:rPr>
-              <w:t>場</w:t>
-            </w:r>
-            <w:proofErr w:type="gramStart"/>
-            <w:r>
-              <w:rPr>
-                <w:rFonts w:ascii="標楷體" w:eastAsia="標楷體" w:hAnsi="標楷體"/>
-                <w:sz w:val="20"/>
-                <w:szCs w:val="20"/>
-              </w:rPr>
-              <w:t>務</w:t>
-            </w:r>
-            <w:proofErr w:type="gramEnd"/>
-            <w:r>
-              <w:rPr>
-                <w:rFonts w:ascii="標楷體" w:eastAsia="標楷體" w:hAnsi="標楷體"/>
-                <w:sz w:val="20"/>
-                <w:szCs w:val="20"/>
-              </w:rPr>
-              <w:t>行政雜支</w:t>
+              <w:t>場務行政雜支</w:t>
             </w:r>
           </w:p>
         </w:tc>
@@ -9512,25 +8566,7 @@
                 <w:sz w:val="20"/>
                 <w:szCs w:val="20"/>
               </w:rPr>
-              <w:t>籌備與演出</w:t>
-            </w:r>
-            <w:proofErr w:type="gramStart"/>
-            <w:r>
-              <w:rPr>
-                <w:rFonts w:ascii="標楷體" w:eastAsia="標楷體" w:hAnsi="標楷體"/>
-                <w:sz w:val="20"/>
-                <w:szCs w:val="20"/>
-              </w:rPr>
-              <w:t>期間，</w:t>
-            </w:r>
-            <w:proofErr w:type="gramEnd"/>
-            <w:r>
-              <w:rPr>
-                <w:rFonts w:ascii="標楷體" w:eastAsia="標楷體" w:hAnsi="標楷體"/>
-                <w:sz w:val="20"/>
-                <w:szCs w:val="20"/>
-              </w:rPr>
-              <w:t>前台、後台工作所需之各類庶務用品支出。</w:t>
+              <w:t>籌備與演出期間，前台、後台工作所需之各類庶務用品支出。</w:t>
             </w:r>
           </w:p>
         </w:tc>
@@ -9728,15 +8764,7 @@
         <w:pStyle w:val="a"/>
       </w:pPr>
       <w:r>
-        <w:t>凡贊助藝文團體，贊助額度可依法節稅（</w:t>
-      </w:r>
-      <w:proofErr w:type="gramStart"/>
-      <w:r>
-        <w:t>註</w:t>
-      </w:r>
-      <w:proofErr w:type="gramEnd"/>
-      <w:r>
-        <w:t>）。</w:t>
+        <w:t>凡贊助藝文團體，贊助額度可依法節稅（註）。</w:t>
       </w:r>
     </w:p>
     <w:p>
@@ -9752,15 +8780,7 @@
         <w:pStyle w:val="a"/>
       </w:pPr>
       <w:r>
-        <w:t>依贊助額度，獲贈贊助節目之公關票</w:t>
-      </w:r>
-      <w:proofErr w:type="gramStart"/>
-      <w:r>
-        <w:t>券</w:t>
-      </w:r>
-      <w:proofErr w:type="gramEnd"/>
-      <w:r>
-        <w:t>。</w:t>
+        <w:t>依贊助額度，獲贈贊助節目之公關票券。</w:t>
       </w:r>
     </w:p>
     <w:p>
@@ -9778,25 +8798,7 @@
           <w:sz w:val="21"/>
           <w:szCs w:val="21"/>
         </w:rPr>
-        <w:t>（</w:t>
-      </w:r>
-      <w:proofErr w:type="gramStart"/>
-      <w:r>
-        <w:rPr>
-          <w:rFonts w:ascii="標楷體" w:eastAsia="標楷體" w:hAnsi="標楷體"/>
-          <w:sz w:val="21"/>
-          <w:szCs w:val="21"/>
-        </w:rPr>
-        <w:t>註</w:t>
-      </w:r>
-      <w:proofErr w:type="gramEnd"/>
-      <w:r>
-        <w:rPr>
-          <w:rFonts w:ascii="標楷體" w:eastAsia="標楷體" w:hAnsi="標楷體"/>
-          <w:sz w:val="21"/>
-          <w:szCs w:val="21"/>
-        </w:rPr>
-        <w:t>）根據所得稅法規定，若以公司行號名義捐贈贊助，其上限為該公司行號當年度費用之 10％可為其列舉扣除額。如以個人名義，其上限則為個人當年度所需申報之綜合所得之 20％可作為其列舉扣除額。我們將開立收據給您作為申報所得稅扣除額之用。</w:t>
+        <w:t>（註）根據所得稅法規定，若以公司行號名義捐贈贊助，其上限為該公司行號當年度費用之 10％可為其列舉扣除額。如以個人名義，其上限則為個人當年度所需申報之綜合所得之 20％可作為其列舉扣除額。我們將開立收據給您作為申報所得稅扣除額之用。</w:t>
       </w:r>
     </w:p>
     <w:p>
@@ -11430,21 +10432,7 @@
               <w:rPr>
                 <w:rFonts w:ascii="標楷體" w:eastAsia="標楷體" w:hAnsi="標楷體"/>
               </w:rPr>
-              <w:t>電子節目</w:t>
-            </w:r>
-            <w:proofErr w:type="gramStart"/>
-            <w:r>
-              <w:rPr>
-                <w:rFonts w:ascii="標楷體" w:eastAsia="標楷體" w:hAnsi="標楷體"/>
-              </w:rPr>
-              <w:t>冊</w:t>
-            </w:r>
-            <w:proofErr w:type="gramEnd"/>
-            <w:r>
-              <w:rPr>
-                <w:rFonts w:ascii="標楷體" w:eastAsia="標楷體" w:hAnsi="標楷體"/>
-              </w:rPr>
-              <w:t>版面廣告</w:t>
+              <w:t>電子節目冊版面廣告</w:t>
             </w:r>
           </w:p>
         </w:tc>
@@ -12627,7 +11615,7 @@
     <w:p>
       <w:pPr>
         <w:rPr>
-          <w:rFonts w:ascii="標楷體" w:eastAsia="標楷體" w:hAnsi="標楷體" w:hint="eastAsia"/>
+          <w:rFonts w:ascii="標楷體" w:eastAsia="標楷體" w:hAnsi="標楷體"/>
         </w:rPr>
       </w:pPr>
     </w:p>
@@ -12650,14 +11638,9 @@
         <w:pStyle w:val="1"/>
       </w:pPr>
       <w:bookmarkStart w:id="22" w:name="_Toc233727681"/>
-      <w:proofErr w:type="gramStart"/>
       <w:r>
         <w:lastRenderedPageBreak/>
-        <w:t>柒</w:t>
-      </w:r>
-      <w:proofErr w:type="gramEnd"/>
-      <w:r>
-        <w:t>、契約書及聯絡資訊</w:t>
+        <w:t>柒、契約書及聯絡資訊</w:t>
       </w:r>
       <w:bookmarkEnd w:id="22"/>
     </w:p>
@@ -12780,16 +11763,8 @@
         <w:rPr>
           <w:rFonts w:cs="新細明體" w:hint="eastAsia"/>
         </w:rPr>
-        <w:t>雄中學校友管樂團謝麒</w:t>
-      </w:r>
-      <w:proofErr w:type="gramStart"/>
-      <w:r>
-        <w:rPr>
-          <w:rFonts w:cs="新細明體" w:hint="eastAsia"/>
-        </w:rPr>
-        <w:t>諺</w:t>
-      </w:r>
-      <w:proofErr w:type="gramEnd"/>
+        <w:t>雄中學校友管樂團謝麒諺</w:t>
+      </w:r>
       <w:r>
         <w:t xml:space="preserve"> </w:t>
       </w:r>
@@ -12848,7 +11823,6 @@
         </w:rPr>
         <w:t>匯款後煩請通知活動公關聯絡人，以確保貴單位之贊助款項已確實</w:t>
       </w:r>
-      <w:proofErr w:type="gramStart"/>
       <w:r>
         <w:rPr>
           <w:rFonts w:ascii="標楷體" w:eastAsia="標楷體" w:hAnsi="標楷體" w:cs="Noto Sans TC" w:hint="eastAsia"/>
@@ -12863,16 +11837,47 @@
           <w:b/>
           <w:bCs/>
         </w:rPr>
-        <w:t>帳</w:t>
-      </w:r>
-      <w:proofErr w:type="gramEnd"/>
+        <w:t>帳。</w:t>
+      </w:r>
+    </w:p>
+    <w:p>
+      <w:pPr>
+        <w:spacing w:line="240" w:lineRule="auto"/>
+        <w:rPr>
+          <w:rFonts w:ascii="標楷體" w:eastAsia="標楷體" w:hAnsi="標楷體"/>
+        </w:rPr>
+      </w:pPr>
+    </w:p>
+    <w:p>
+      <w:pPr>
+        <w:spacing w:line="240" w:lineRule="auto"/>
+        <w:rPr>
+          <w:rFonts w:ascii="標楷體" w:eastAsia="標楷體" w:hAnsi="標楷體"/>
+        </w:rPr>
+      </w:pPr>
+      <w:r>
+        <w:rPr>
+          <w:rFonts w:ascii="標楷體" w:eastAsia="標楷體" w:hAnsi="標楷體"/>
+        </w:rPr>
+        <w:t>【聯絡</w:t>
+      </w:r>
+      <w:r>
+        <w:rPr>
+          <w:rFonts w:ascii="標楷體" w:eastAsia="標楷體" w:hAnsi="標楷體" w:cs="Noto Sans TC" w:hint="eastAsia"/>
+        </w:rPr>
+        <w:t>方</w:t>
+      </w:r>
       <w:r>
         <w:rPr>
           <w:rFonts w:ascii="標楷體" w:eastAsia="標楷體" w:hAnsi="標楷體" w:cs="新細明體" w:hint="eastAsia"/>
-          <w:b/>
-          <w:bCs/>
-        </w:rPr>
-        <w:t>。</w:t>
+        </w:rPr>
+        <w:t>式】</w:t>
+      </w:r>
+      <w:r>
+        <w:rPr>
+          <w:rFonts w:ascii="標楷體" w:eastAsia="標楷體" w:hAnsi="標楷體"/>
+        </w:rPr>
+        <w:t xml:space="preserve"> </w:t>
       </w:r>
     </w:p>
     <w:p>
@@ -12882,6 +11887,12 @@
           <w:rFonts w:ascii="標楷體" w:eastAsia="標楷體" w:hAnsi="標楷體"/>
         </w:rPr>
       </w:pPr>
+      <w:r>
+        <w:rPr>
+          <w:rFonts w:ascii="標楷體" w:eastAsia="標楷體" w:hAnsi="標楷體"/>
+        </w:rPr>
+        <w:t>公關：黃冠程</w:t>
+      </w:r>
     </w:p>
     <w:p>
       <w:pPr>
@@ -12894,25 +11905,7 @@
         <w:rPr>
           <w:rFonts w:ascii="標楷體" w:eastAsia="標楷體" w:hAnsi="標楷體"/>
         </w:rPr>
-        <w:t>【聯絡</w:t>
-      </w:r>
-      <w:r>
-        <w:rPr>
-          <w:rFonts w:ascii="標楷體" w:eastAsia="標楷體" w:hAnsi="標楷體" w:cs="Noto Sans TC" w:hint="eastAsia"/>
-        </w:rPr>
-        <w:t>方</w:t>
-      </w:r>
-      <w:r>
-        <w:rPr>
-          <w:rFonts w:ascii="標楷體" w:eastAsia="標楷體" w:hAnsi="標楷體" w:cs="新細明體" w:hint="eastAsia"/>
-        </w:rPr>
-        <w:t>式】</w:t>
-      </w:r>
-      <w:r>
-        <w:rPr>
-          <w:rFonts w:ascii="標楷體" w:eastAsia="標楷體" w:hAnsi="標楷體"/>
-        </w:rPr>
-        <w:t xml:space="preserve"> </w:t>
+        <w:t>LINE ID：guancheng0910</w:t>
       </w:r>
     </w:p>
     <w:p>
@@ -12926,50 +11919,26 @@
         <w:rPr>
           <w:rFonts w:ascii="標楷體" w:eastAsia="標楷體" w:hAnsi="標楷體"/>
         </w:rPr>
-        <w:t>公關：</w:t>
-      </w:r>
-      <w:proofErr w:type="gramStart"/>
-      <w:r>
-        <w:rPr>
-          <w:rFonts w:ascii="標楷體" w:eastAsia="標楷體" w:hAnsi="標楷體"/>
-        </w:rPr>
-        <w:t>＿＿＿＿＿＿</w:t>
-      </w:r>
-      <w:proofErr w:type="gramEnd"/>
-    </w:p>
-    <w:p>
-      <w:pPr>
-        <w:spacing w:line="240" w:lineRule="auto"/>
-        <w:rPr>
-          <w:rFonts w:ascii="標楷體" w:eastAsia="標楷體" w:hAnsi="標楷體"/>
-        </w:rPr>
-      </w:pPr>
-      <w:r>
-        <w:rPr>
-          <w:rFonts w:ascii="標楷體" w:eastAsia="標楷體" w:hAnsi="標楷體"/>
-        </w:rPr>
         <w:t>電</w:t>
       </w:r>
       <w:r>
         <w:rPr>
-          <w:rFonts w:ascii="標楷體" w:eastAsia="標楷體" w:hAnsi="標楷體" w:hint="eastAsia"/>
+          <w:rFonts w:ascii="標楷體" w:eastAsia="標楷體" w:hAnsi="標楷體" w:cs="標楷體" w:hint="eastAsia"/>
         </w:rPr>
         <w:t>子</w:t>
       </w:r>
       <w:r>
         <w:rPr>
-          <w:rFonts w:ascii="標楷體" w:eastAsia="標楷體" w:hAnsi="標楷體" w:cs="新細明體" w:hint="eastAsia"/>
+          <w:rFonts w:ascii="標楷體" w:eastAsia="標楷體" w:hAnsi="標楷體" w:cs="標楷體" w:hint="eastAsia"/>
         </w:rPr>
         <w:t>郵件：</w:t>
       </w:r>
-      <w:proofErr w:type="gramStart"/>
-      <w:r>
-        <w:rPr>
-          <w:rFonts w:ascii="標楷體" w:eastAsia="標楷體" w:hAnsi="標楷體" w:cs="新細明體" w:hint="eastAsia"/>
-        </w:rPr>
-        <w:t>＿＿＿＿＿＿＿＿＿＿＿＿</w:t>
-      </w:r>
-      <w:proofErr w:type="gramEnd"/>
+      <w:r>
+        <w:rPr>
+          <w:rFonts w:ascii="標楷體" w:eastAsia="標楷體" w:hAnsi="標楷體"/>
+        </w:rPr>
+        <w:t>aczcmc.guancheng@gmail.com</w:t>
+      </w:r>
     </w:p>
     <w:p>
       <w:pPr>
@@ -13132,103 +12101,33 @@
         <w:rPr>
           <w:rFonts w:ascii="標楷體" w:eastAsia="標楷體" w:hAnsi="標楷體" w:hint="eastAsia"/>
         </w:rPr>
-        <w:t>第一條：本次贊助之契約書正本由雙方共同簽訂，簽訂後以收據為憑證，收據之</w:t>
-      </w:r>
-      <w:proofErr w:type="gramStart"/>
+        <w:t xml:space="preserve">第一條：本次贊助之契約書正本由雙方共同簽訂，簽訂後以收據為憑證，收據之第一聯由甲方收存；第二聯由乙方收存，如發生任何問題，憑甲、乙兩方各自收存之收據辦理。 </w:t>
+      </w:r>
+    </w:p>
+    <w:p>
+      <w:pPr>
+        <w:rPr>
+          <w:rFonts w:ascii="標楷體" w:eastAsia="標楷體" w:hAnsi="標楷體"/>
+        </w:rPr>
+      </w:pPr>
       <w:r>
         <w:rPr>
           <w:rFonts w:ascii="標楷體" w:eastAsia="標楷體" w:hAnsi="標楷體" w:hint="eastAsia"/>
         </w:rPr>
-        <w:t>第一聯由甲</w:t>
-      </w:r>
-      <w:proofErr w:type="gramEnd"/>
+        <w:t xml:space="preserve">第二條：契約書待甲、乙雙方共同簽訂，且甲方付給全數贊助金額後始生效。 </w:t>
+      </w:r>
+    </w:p>
+    <w:p>
+      <w:pPr>
+        <w:rPr>
+          <w:rFonts w:ascii="標楷體" w:eastAsia="標楷體" w:hAnsi="標楷體"/>
+        </w:rPr>
+      </w:pPr>
       <w:r>
         <w:rPr>
           <w:rFonts w:ascii="標楷體" w:eastAsia="標楷體" w:hAnsi="標楷體" w:hint="eastAsia"/>
         </w:rPr>
-        <w:t>方收存；</w:t>
-      </w:r>
-      <w:proofErr w:type="gramStart"/>
-      <w:r>
-        <w:rPr>
-          <w:rFonts w:ascii="標楷體" w:eastAsia="標楷體" w:hAnsi="標楷體" w:hint="eastAsia"/>
-        </w:rPr>
-        <w:t>第二聯由乙</w:t>
-      </w:r>
-      <w:proofErr w:type="gramEnd"/>
-      <w:r>
-        <w:rPr>
-          <w:rFonts w:ascii="標楷體" w:eastAsia="標楷體" w:hAnsi="標楷體" w:hint="eastAsia"/>
-        </w:rPr>
-        <w:t>方收存，如發生任何問題，</w:t>
-      </w:r>
-      <w:proofErr w:type="gramStart"/>
-      <w:r>
-        <w:rPr>
-          <w:rFonts w:ascii="標楷體" w:eastAsia="標楷體" w:hAnsi="標楷體" w:hint="eastAsia"/>
-        </w:rPr>
-        <w:t>憑甲</w:t>
-      </w:r>
-      <w:proofErr w:type="gramEnd"/>
-      <w:r>
-        <w:rPr>
-          <w:rFonts w:ascii="標楷體" w:eastAsia="標楷體" w:hAnsi="標楷體" w:hint="eastAsia"/>
-        </w:rPr>
-        <w:t xml:space="preserve">、乙兩方各自收存之收據辦理。 </w:t>
-      </w:r>
-    </w:p>
-    <w:p>
-      <w:pPr>
-        <w:rPr>
-          <w:rFonts w:ascii="標楷體" w:eastAsia="標楷體" w:hAnsi="標楷體"/>
-        </w:rPr>
-      </w:pPr>
-      <w:r>
-        <w:rPr>
-          <w:rFonts w:ascii="標楷體" w:eastAsia="標楷體" w:hAnsi="標楷體" w:hint="eastAsia"/>
-        </w:rPr>
-        <w:t>第二條：契約</w:t>
-      </w:r>
-      <w:proofErr w:type="gramStart"/>
-      <w:r>
-        <w:rPr>
-          <w:rFonts w:ascii="標楷體" w:eastAsia="標楷體" w:hAnsi="標楷體" w:hint="eastAsia"/>
-        </w:rPr>
-        <w:t>書待甲</w:t>
-      </w:r>
-      <w:proofErr w:type="gramEnd"/>
-      <w:r>
-        <w:rPr>
-          <w:rFonts w:ascii="標楷體" w:eastAsia="標楷體" w:hAnsi="標楷體" w:hint="eastAsia"/>
-        </w:rPr>
-        <w:t xml:space="preserve">、乙雙方共同簽訂，且甲方付給全數贊助金額後始生效。 </w:t>
-      </w:r>
-    </w:p>
-    <w:p>
-      <w:pPr>
-        <w:rPr>
-          <w:rFonts w:ascii="標楷體" w:eastAsia="標楷體" w:hAnsi="標楷體"/>
-        </w:rPr>
-      </w:pPr>
-      <w:r>
-        <w:rPr>
-          <w:rFonts w:ascii="標楷體" w:eastAsia="標楷體" w:hAnsi="標楷體" w:hint="eastAsia"/>
-        </w:rPr>
-        <w:t>第三條：乙方有義</w:t>
-      </w:r>
-      <w:proofErr w:type="gramStart"/>
-      <w:r>
-        <w:rPr>
-          <w:rFonts w:ascii="標楷體" w:eastAsia="標楷體" w:hAnsi="標楷體" w:hint="eastAsia"/>
-        </w:rPr>
-        <w:t>務</w:t>
-      </w:r>
-      <w:proofErr w:type="gramEnd"/>
-      <w:r>
-        <w:rPr>
-          <w:rFonts w:ascii="標楷體" w:eastAsia="標楷體" w:hAnsi="標楷體" w:hint="eastAsia"/>
-        </w:rPr>
-        <w:t xml:space="preserve">依照甲方之贊助金總額執行約定之宣傳方式。 </w:t>
+        <w:t xml:space="preserve">第三條：乙方有義務依照甲方之贊助金總額執行約定之宣傳方式。 </w:t>
       </w:r>
     </w:p>
     <w:p>
@@ -13506,16 +12405,8 @@
         <w:rPr>
           <w:rFonts w:ascii="標楷體" w:eastAsia="標楷體" w:hAnsi="標楷體" w:hint="eastAsia"/>
         </w:rPr>
-        <w:t>團長：謝麒</w:t>
-      </w:r>
-      <w:proofErr w:type="gramStart"/>
-      <w:r>
-        <w:rPr>
-          <w:rFonts w:ascii="標楷體" w:eastAsia="標楷體" w:hAnsi="標楷體" w:hint="eastAsia"/>
-        </w:rPr>
-        <w:t>諺</w:t>
-      </w:r>
-      <w:proofErr w:type="gramEnd"/>
+        <w:t>團長：謝麒諺</w:t>
+      </w:r>
     </w:p>
     <w:p>
       <w:pPr>
@@ -13627,21 +12518,7 @@
         <w:rPr>
           <w:rFonts w:ascii="標楷體" w:eastAsia="標楷體" w:hAnsi="標楷體"/>
         </w:rPr>
-        <w:t>在本場預計吸引數千名以上青年學生及社會群眾高度關注的音樂盛會中，貴單位將能精</w:t>
-      </w:r>
-      <w:proofErr w:type="gramStart"/>
-      <w:r>
-        <w:rPr>
-          <w:rFonts w:ascii="標楷體" w:eastAsia="標楷體" w:hAnsi="標楷體"/>
-        </w:rPr>
-        <w:t>準</w:t>
-      </w:r>
-      <w:proofErr w:type="gramEnd"/>
-      <w:r>
-        <w:rPr>
-          <w:rFonts w:ascii="標楷體" w:eastAsia="標楷體" w:hAnsi="標楷體"/>
-        </w:rPr>
-        <w:t>且深度地接觸目標受眾，獲得卓越的宣傳與廣告效益，更讓貴單位的慷慨贊助與社會責任形象，在大眾心中留下深刻且美好的品牌印象。</w:t>
+        <w:t>在本場預計吸引數千名以上青年學生及社會群眾高度關注的音樂盛會中，貴單位將能精準且深度地接觸目標受眾，獲得卓越的宣傳與廣告效益，更讓貴單位的慷慨贊助與社會責任形象，在大眾心中留下深刻且美好的品牌印象。</w:t>
       </w:r>
     </w:p>
     <w:p>
